--- a/downloads/workbook/ai-6-week-17.docx
+++ b/downloads/workbook/ai-6-week-17.docx
@@ -961,6 +961,178 @@
         <w:t>Project connection: For the Grounded Learning Service, retain an annotated trace and the changed-case result. Name the contract or evidence that makes the deciding step valid, so another team can review it.</w:t>
       </w:r>
     </w:p>
+    <w:p>
+      <w:pPr>
+        <w:pStyle w:val="Heading1"/>
+      </w:pPr>
+      <w:r>
+        <w:t>13. Project portfolio milestone</w:t>
+      </w:r>
+    </w:p>
+    <w:p>
+      <w:r>
+        <w:t>Project: Grounded Learning Service</w:t>
+      </w:r>
+    </w:p>
+    <w:p>
+      <w:r>
+        <w:t>Current milestone: Test changed cases. Keep normal, boundary and failure cases; compare expected and observed results.</w:t>
+      </w:r>
+    </w:p>
+    <w:p>
+      <w:r>
+        <w:t>For the Grounded Learning Service, retain an annotated trace and the changed-case result. Name the contract or evidence that makes the deciding step valid, so another team can review it.</w:t>
+      </w:r>
+    </w:p>
+    <w:tbl>
+      <w:tblPr>
+        <w:tblStyle w:val="LightShading-Accent1"/>
+        <w:tblW w:type="auto" w:w="0"/>
+        <w:tblLook w:firstColumn="1" w:firstRow="1" w:lastColumn="0" w:lastRow="0" w:noHBand="0" w:noVBand="1" w:val="04A0"/>
+      </w:tblPr>
+      <w:tblGrid>
+        <w:gridCol w:w="5112"/>
+        <w:gridCol w:w="5112"/>
+      </w:tblGrid>
+      <w:tr>
+        <w:trPr>
+          <w:tblHeader/>
+        </w:trPr>
+        <w:tc>
+          <w:tcPr>
+            <w:tcW w:type="dxa" w:w="5112"/>
+          </w:tcPr>
+          <w:p>
+            <w:r>
+              <w:t>Evidence to keep</w:t>
+            </w:r>
+          </w:p>
+        </w:tc>
+        <w:tc>
+          <w:tcPr>
+            <w:tcW w:type="dxa" w:w="5112"/>
+          </w:tcPr>
+          <w:p>
+            <w:r>
+              <w:t>My record</w:t>
+            </w:r>
+          </w:p>
+        </w:tc>
+      </w:tr>
+      <w:tr>
+        <w:tc>
+          <w:tcPr>
+            <w:tcW w:type="dxa" w:w="5112"/>
+          </w:tcPr>
+          <w:p>
+            <w:r>
+              <w:t>This week’s input and deciding step</w:t>
+            </w:r>
+          </w:p>
+        </w:tc>
+        <w:tc>
+          <w:tcPr>
+            <w:tcW w:type="dxa" w:w="5112"/>
+          </w:tcPr>
+          <w:p>
+            <w:r/>
+          </w:p>
+        </w:tc>
+      </w:tr>
+      <w:tr>
+        <w:tc>
+          <w:tcPr>
+            <w:tcW w:type="dxa" w:w="5112"/>
+          </w:tcPr>
+          <w:p>
+            <w:r>
+              <w:t>Prediction and actual result (or labelled paper trace)</w:t>
+            </w:r>
+          </w:p>
+        </w:tc>
+        <w:tc>
+          <w:tcPr>
+            <w:tcW w:type="dxa" w:w="5112"/>
+          </w:tcPr>
+          <w:p>
+            <w:r/>
+          </w:p>
+        </w:tc>
+      </w:tr>
+      <w:tr>
+        <w:tc>
+          <w:tcPr>
+            <w:tcW w:type="dxa" w:w="5112"/>
+          </w:tcPr>
+          <w:p>
+            <w:r>
+              <w:t>One change since the previous checkpoint and why</w:t>
+            </w:r>
+          </w:p>
+        </w:tc>
+        <w:tc>
+          <w:tcPr>
+            <w:tcW w:type="dxa" w:w="5112"/>
+          </w:tcPr>
+          <w:p>
+            <w:r/>
+          </w:p>
+        </w:tc>
+      </w:tr>
+      <w:tr>
+        <w:tc>
+          <w:tcPr>
+            <w:tcW w:type="dxa" w:w="5112"/>
+          </w:tcPr>
+          <w:p>
+            <w:r>
+              <w:t>One error or limit and the next test</w:t>
+            </w:r>
+          </w:p>
+        </w:tc>
+        <w:tc>
+          <w:tcPr>
+            <w:tcW w:type="dxa" w:w="5112"/>
+          </w:tcPr>
+          <w:p>
+            <w:r/>
+          </w:p>
+        </w:tc>
+      </w:tr>
+    </w:tbl>
+    <w:p>
+      <w:pPr>
+        <w:pStyle w:val="Heading3"/>
+      </w:pPr>
+      <w:r>
+        <w:t>Explain what this week adds to your project. Reuse last week’s record rather than starting again.</w:t>
+      </w:r>
+    </w:p>
+    <w:p>
+      <w:r>
+        <w:t>________________________________________________________________</w:t>
+      </w:r>
+    </w:p>
+    <w:p>
+      <w:r>
+        <w:t>________________________________________________________________</w:t>
+      </w:r>
+    </w:p>
+    <w:p>
+      <w:r>
+        <w:t>________________________________________________________________</w:t>
+      </w:r>
+    </w:p>
+    <w:p>
+      <w:r>
+        <w:t>________________________________________________________________</w:t>
+      </w:r>
+    </w:p>
+    <w:p>
+      <w:r>
+        <w:t>________________________________________________________________</w:t>
+      </w:r>
+    </w:p>
     <w:sectPr>
       <w:pgSz w:w="12240" w:h="15840"/>
       <w:pgMar w:top="936" w:right="1008" w:bottom="936" w:left="1008" w:header="720" w:footer="720" w:gutter="0"/>

--- a/downloads/workbook/ai-6-week-17.docx
+++ b/downloads/workbook/ai-6-week-17.docx
@@ -1133,6 +1133,235 @@
         <w:t>________________________________________________________________</w:t>
       </w:r>
     </w:p>
+    <w:p>
+      <w:pPr>
+        <w:pStyle w:val="Heading1"/>
+      </w:pPr>
+      <w:r>
+        <w:t>14. Supported practice and learning evidence</w:t>
+      </w:r>
+    </w:p>
+    <w:p>
+      <w:r>
+        <w:t>Use this supported practice once, in the browser or on paper. Keep the reserved independent assessment for a separate first attempt before teacher feedback.</w:t>
+      </w:r>
+    </w:p>
+    <w:p>
+      <w:r>
+        <w:t>Recover an uncertain print job. A badge printer loses its reply after receiving a print request.</w:t>
+      </w:r>
+    </w:p>
+    <w:p>
+      <w:pPr>
+        <w:pStyle w:val="Heading3"/>
+      </w:pPr>
+      <w:r>
+        <w:t>Practice 1: explain the deciding evidence</w:t>
+      </w:r>
+    </w:p>
+    <w:p>
+      <w:r>
+        <w:t>Which labelled step matches this detail? If complete, return that result without issuing another print job.</w:t>
+      </w:r>
+    </w:p>
+    <w:p>
+      <w:r>
+        <w:t>1. Record uncertainty</w:t>
+      </w:r>
+    </w:p>
+    <w:p>
+      <w:r>
+        <w:t>2. Recover from status</w:t>
+      </w:r>
+    </w:p>
+    <w:p>
+      <w:r>
+        <w:t>3. Query J6</w:t>
+      </w:r>
+    </w:p>
+    <w:p>
+      <w:pPr>
+        <w:pStyle w:val="Heading3"/>
+      </w:pPr>
+      <w:r>
+        <w:t>My selected conclusion, deciding fact and explanation</w:t>
+      </w:r>
+    </w:p>
+    <w:p>
+      <w:r>
+        <w:t>________________________________________________________________</w:t>
+      </w:r>
+    </w:p>
+    <w:p>
+      <w:r>
+        <w:t>________________________________________________________________</w:t>
+      </w:r>
+    </w:p>
+    <w:p>
+      <w:r>
+        <w:t>________________________________________________________________</w:t>
+      </w:r>
+    </w:p>
+    <w:p>
+      <w:r>
+        <w:t>________________________________________________________________</w:t>
+      </w:r>
+    </w:p>
+    <w:p>
+      <w:r>
+        <w:t>________________________________________________________________</w:t>
+      </w:r>
+    </w:p>
+    <w:p>
+      <w:r>
+        <w:t>Hint if needed: Read the steps in the pictorial case. Match the supplied detail to the stage that performs or records it.</w:t>
+      </w:r>
+    </w:p>
+    <w:p>
+      <w:r>
+        <w:t>After your attempt, compare with the supported explanation: Recover from status If complete, return that result without issuing another print job. A lost response does not show whether an external effect occurred. Recovery distinguishes unknown outcome from a confirmed failed action.</w:t>
+      </w:r>
+    </w:p>
+    <w:p>
+      <w:pPr>
+        <w:pStyle w:val="Heading3"/>
+      </w:pPr>
+      <w:r>
+        <w:t>Practice 2: explain the deciding evidence</w:t>
+      </w:r>
+    </w:p>
+    <w:p>
+      <w:r>
+        <w:t>Changed-case practice: Status reliably reports J6 absent. Which conclusion is supported by the supplied facts?</w:t>
+      </w:r>
+    </w:p>
+    <w:p>
+      <w:r>
+        <w:t>1. This one example guarantees correct results for every future input.</w:t>
+      </w:r>
+    </w:p>
+    <w:p>
+      <w:r>
+        <w:t>2. A policy-approved resend using the same deduplication key may be considered.</w:t>
+      </w:r>
+    </w:p>
+    <w:p>
+      <w:r>
+        <w:t>3. We can decide the result without examining the changed input or the procedure.</w:t>
+      </w:r>
+    </w:p>
+    <w:p>
+      <w:pPr>
+        <w:pStyle w:val="Heading3"/>
+      </w:pPr>
+      <w:r>
+        <w:t>My selected conclusion, deciding fact and explanation</w:t>
+      </w:r>
+    </w:p>
+    <w:p>
+      <w:r>
+        <w:t>________________________________________________________________</w:t>
+      </w:r>
+    </w:p>
+    <w:p>
+      <w:r>
+        <w:t>________________________________________________________________</w:t>
+      </w:r>
+    </w:p>
+    <w:p>
+      <w:r>
+        <w:t>________________________________________________________________</w:t>
+      </w:r>
+    </w:p>
+    <w:p>
+      <w:r>
+        <w:t>________________________________________________________________</w:t>
+      </w:r>
+    </w:p>
+    <w:p>
+      <w:r>
+        <w:t>________________________________________________________________</w:t>
+      </w:r>
+    </w:p>
+    <w:p>
+      <w:r>
+        <w:t>Hint if needed: Use the changed condition and the deciding step in the pictorial trace. The answer must say what follows from those facts.</w:t>
+      </w:r>
+    </w:p>
+    <w:p>
+      <w:r>
+        <w:t>After your attempt, compare with the supported explanation: A policy-approved resend using the same deduplication key may be considered. Confirmed absence supplies different evidence from silence.</w:t>
+      </w:r>
+    </w:p>
+    <w:p>
+      <w:pPr>
+        <w:pStyle w:val="Heading3"/>
+      </w:pPr>
+      <w:r>
+        <w:t>Repair a missing building block</w:t>
+      </w:r>
+    </w:p>
+    <w:p>
+      <w:r>
+        <w:t>Review Timeouts retries and cancellation (ai-6/16). Goal: Explain the mechanism and terminology of timeouts retries and cancellation. Short practice: Calculate waiting time for a one-second timeout followed by a 0.4-second success. What changes if cancellation arrives after the first attempt but before the retry?. Return to this week and explain what you changed.</w:t>
+      </w:r>
+    </w:p>
+    <w:p>
+      <w:r>
+        <w:t>Review Planning and action selection (ai-6/14). Goal: Explain the mechanism and terminology of planning and action selection. Short practice: Choose a permitted plan when no approved tower-height card exists. What new answer becomes supported after a card records 24 metres, and why could the bot not invent it earlier?. Return to this week and explain what you changed.</w:t>
+      </w:r>
+    </w:p>
+    <w:p>
+      <w:r>
+        <w:t>Review Failure budgets and service objectives (ai-6/11). Goal: Explain the mechanism and terminology of failure budgets and service objectives. Short practice: Calculate the maximum allowed failures among 100 requests. Does 97 successes and 3 failures meet the target, and what changes after one failure becomes a success?. Return to this week and explain what you changed.</w:t>
+      </w:r>
+    </w:p>
+    <w:p>
+      <w:pPr>
+        <w:pStyle w:val="Heading3"/>
+      </w:pPr>
+      <w:r>
+        <w:t>Keep your completed work</w:t>
+      </w:r>
+    </w:p>
+    <w:p>
+      <w:r>
+        <w:t>Use Download completed work in the hosted lesson to export your answers, reflections, practice feedback and code-run evidence. Open the HTML copy to read or print it. Drafts stay in this browser when storage is available; clear drafts on a shared device.</w:t>
+      </w:r>
+    </w:p>
+    <w:p>
+      <w:pPr>
+        <w:pStyle w:val="Heading3"/>
+      </w:pPr>
+      <w:r>
+        <w:t>What I repaired, the evidence I kept and the next test</w:t>
+      </w:r>
+    </w:p>
+    <w:p>
+      <w:r>
+        <w:t>________________________________________________________________</w:t>
+      </w:r>
+    </w:p>
+    <w:p>
+      <w:r>
+        <w:t>________________________________________________________________</w:t>
+      </w:r>
+    </w:p>
+    <w:p>
+      <w:r>
+        <w:t>________________________________________________________________</w:t>
+      </w:r>
+    </w:p>
+    <w:p>
+      <w:r>
+        <w:t>________________________________________________________________</w:t>
+      </w:r>
+    </w:p>
+    <w:p>
+      <w:r>
+        <w:t>________________________________________________________________</w:t>
+      </w:r>
+    </w:p>
     <w:sectPr>
       <w:pgSz w:w="12240" w:h="15840"/>
       <w:pgMar w:top="936" w:right="1008" w:bottom="936" w:left="1008" w:header="720" w:footer="720" w:gutter="0"/>

--- a/downloads/workbook/ai-6-week-17.docx
+++ b/downloads/workbook/ai-6-week-17.docx
@@ -30,33 +30,45 @@
     </w:p>
     <w:p>
       <w:r>
-        <w:t>Try the recall before opening notes. Then use a different colour or a labelled second line to correct your explanation.</w:t>
+        <w:t>Record your starting explanation for External side effects and recovery before opening notes. Show any later correction separately.</w:t>
       </w:r>
     </w:p>
     <w:p>
       <w:pPr>
-        <w:pStyle w:val="Heading3"/>
-      </w:pPr>
-      <w:r>
-        <w:t>Timeouts retries and cancellation</w:t>
+        <w:spacing w:line="336" w:lineRule="auto" w:after="180"/>
+      </w:pPr>
+      <w:r>
+        <w:rPr>
+          <w:b w:val="0"/>
+        </w:rPr>
+        <w:t>Try the recall before opening notes. Then use a different colour or a labelled second line to correct your explanation.</w:t>
       </w:r>
     </w:p>
     <w:p>
-      <w:r>
-        <w:t>Without opening the old lesson, explain one key idea from Timeouts retries and cancellation. Give an example and a mistake that the idea helps you avoid.</w:t>
+      <w:pPr>
+        <w:pStyle w:val="Heading3"/>
+      </w:pPr>
+      <w:r>
+        <w:t>Timeouts retries and cancellation</w:t>
       </w:r>
     </w:p>
     <w:p>
       <w:pPr>
-        <w:pStyle w:val="Heading3"/>
-      </w:pPr>
-      <w:r>
-        <w:t>My remembered idea, example and correction</w:t>
+        <w:spacing w:line="336" w:lineRule="auto" w:after="180"/>
+      </w:pPr>
+      <w:r>
+        <w:rPr>
+          <w:b w:val="0"/>
+        </w:rPr>
+        <w:t>Without opening the old lesson, explain one key idea from Timeouts retries and cancellation. Give an example and a mistake that the idea helps you avoid.</w:t>
       </w:r>
     </w:p>
     <w:p>
-      <w:r>
-        <w:t>________________________________________________________________</w:t>
+      <w:pPr>
+        <w:pStyle w:val="Heading3"/>
+      </w:pPr>
+      <w:r>
+        <w:t>My remembered idea, example and correction</w:t>
       </w:r>
     </w:p>
     <w:p>
@@ -70,29 +82,35 @@
       </w:r>
     </w:p>
     <w:p>
-      <w:pPr>
-        <w:pStyle w:val="Heading3"/>
-      </w:pPr>
-      <w:r>
-        <w:t>Planning and action selection</w:t>
+      <w:r>
+        <w:t>________________________________________________________________</w:t>
       </w:r>
     </w:p>
     <w:p>
-      <w:r>
-        <w:t>Without opening the old lesson, explain one key idea from Planning and action selection. Give an example and a mistake that the idea helps you avoid.</w:t>
+      <w:pPr>
+        <w:pStyle w:val="Heading3"/>
+      </w:pPr>
+      <w:r>
+        <w:t>Planning and action selection</w:t>
       </w:r>
     </w:p>
     <w:p>
       <w:pPr>
-        <w:pStyle w:val="Heading3"/>
-      </w:pPr>
-      <w:r>
-        <w:t>My remembered idea, example and correction</w:t>
+        <w:spacing w:line="336" w:lineRule="auto" w:after="180"/>
+      </w:pPr>
+      <w:r>
+        <w:rPr>
+          <w:b w:val="0"/>
+        </w:rPr>
+        <w:t>Without opening the old lesson, explain one key idea from Planning and action selection. Give an example and a mistake that the idea helps you avoid.</w:t>
       </w:r>
     </w:p>
     <w:p>
-      <w:r>
-        <w:t>________________________________________________________________</w:t>
+      <w:pPr>
+        <w:pStyle w:val="Heading3"/>
+      </w:pPr>
+      <w:r>
+        <w:t>My remembered idea, example and correction</w:t>
       </w:r>
     </w:p>
     <w:p>
@@ -106,29 +124,35 @@
       </w:r>
     </w:p>
     <w:p>
-      <w:pPr>
-        <w:pStyle w:val="Heading3"/>
-      </w:pPr>
-      <w:r>
-        <w:t>Failure budgets and service objectives</w:t>
+      <w:r>
+        <w:t>________________________________________________________________</w:t>
       </w:r>
     </w:p>
     <w:p>
-      <w:r>
-        <w:t>Without opening the old lesson, explain one key idea from Failure budgets and service objectives. Give an example and a mistake that the idea helps you avoid.</w:t>
+      <w:pPr>
+        <w:pStyle w:val="Heading3"/>
+      </w:pPr>
+      <w:r>
+        <w:t>Failure budgets and service objectives</w:t>
       </w:r>
     </w:p>
     <w:p>
       <w:pPr>
-        <w:pStyle w:val="Heading3"/>
-      </w:pPr>
-      <w:r>
-        <w:t>My remembered idea, example and correction</w:t>
+        <w:spacing w:line="336" w:lineRule="auto" w:after="180"/>
+      </w:pPr>
+      <w:r>
+        <w:rPr>
+          <w:b w:val="0"/>
+        </w:rPr>
+        <w:t>Without opening the old lesson, explain one key idea from Failure budgets and service objectives. Give an example and a mistake that the idea helps you avoid.</w:t>
       </w:r>
     </w:p>
     <w:p>
-      <w:r>
-        <w:t>________________________________________________________________</w:t>
+      <w:pPr>
+        <w:pStyle w:val="Heading3"/>
+      </w:pPr>
+      <w:r>
+        <w:t>My remembered idea, example and correction</w:t>
       </w:r>
     </w:p>
     <w:p>
@@ -142,15 +166,31 @@
       </w:r>
     </w:p>
     <w:p>
-      <w:pPr>
-        <w:pStyle w:val="Heading1"/>
-      </w:pPr>
-      <w:r>
-        <w:t>02. Practise with fading help</w:t>
+      <w:r>
+        <w:t>________________________________________________________________</w:t>
       </w:r>
     </w:p>
     <w:p>
-      <w:r>
+      <w:pPr>
+        <w:pStyle w:val="Heading1"/>
+      </w:pPr>
+      <w:r>
+        <w:t>02. Practise with fading help</w:t>
+      </w:r>
+    </w:p>
+    <w:p>
+      <w:r>
+        <w:t>Complete the supported External side effects and recovery trace and record the first step you can explain without help.</w:t>
+      </w:r>
+    </w:p>
+    <w:p>
+      <w:pPr>
+        <w:spacing w:line="336" w:lineRule="auto" w:after="180"/>
+      </w:pPr>
+      <w:r>
+        <w:rPr>
+          <w:b w:val="0"/>
+        </w:rPr>
         <w:t>Use W2: Trace the worked case for External side effects and recovery. Record the answer once; the lesson and workbook refer to the same attempt.</w:t>
       </w:r>
     </w:p>
@@ -279,25 +319,37 @@
     </w:p>
     <w:p>
       <w:r>
-        <w:t>Use the worked case for External side effects and recovery. Proposed explanation: “The worked result establishes every future case”. Decide whether this explanation is supported. Point to the step or supplied fact that decides; explain your repair if needed.</w:t>
+        <w:t>Check the proposed External side effects and recovery explanation against the supplied facts before discussing it.</w:t>
       </w:r>
     </w:p>
     <w:p>
       <w:pPr>
-        <w:pStyle w:val="Heading3"/>
-      </w:pPr>
-      <w:r>
-        <w:t>My explanation before partner discussion</w:t>
+        <w:spacing w:line="336" w:lineRule="auto" w:after="180"/>
+      </w:pPr>
+      <w:r>
+        <w:rPr>
+          <w:b w:val="0"/>
+        </w:rPr>
+        <w:t>Use the worked case for External side effects and recovery. Proposed explanation: “The worked result establishes every future case”. Decide whether this explanation is supported.</w:t>
       </w:r>
     </w:p>
     <w:p>
-      <w:r>
-        <w:t>________________________________________________________________</w:t>
+      <w:pPr>
+        <w:spacing w:line="336" w:lineRule="auto" w:after="180"/>
+      </w:pPr>
+      <w:r>
+        <w:rPr>
+          <w:b w:val="0"/>
+        </w:rPr>
+        <w:t>Point to the step or supplied fact that decides; explain your repair if needed.</w:t>
       </w:r>
     </w:p>
     <w:p>
-      <w:r>
-        <w:t>________________________________________________________________</w:t>
+      <w:pPr>
+        <w:pStyle w:val="Heading3"/>
+      </w:pPr>
+      <w:r>
+        <w:t>My explanation before partner discussion</w:t>
       </w:r>
     </w:p>
     <w:p>
@@ -311,47 +363,54 @@
       </w:r>
     </w:p>
     <w:p>
-      <w:pPr>
-        <w:pStyle w:val="Heading1"/>
-      </w:pPr>
-      <w:r>
-        <w:t>04. Independent transfer case</w:t>
+      <w:r>
+        <w:t>________________________________________________________________</w:t>
       </w:r>
     </w:p>
     <w:p>
-      <w:pPr>
-        <w:pStyle w:val="Heading3"/>
-      </w:pPr>
-      <w:r>
-        <w:t>Independent case: Apply a new case independently</w:t>
+      <w:r>
+        <w:t>________________________________________________________________</w:t>
       </w:r>
     </w:p>
     <w:p>
-      <w:r>
-        <w:t>A payment-like classroom token transfer has unknown status after network loss. Should the mock repeat immediately?</w:t>
+      <w:pPr>
+        <w:pStyle w:val="Heading1"/>
+      </w:pPr>
+      <w:r>
+        <w:t>04. Independent transfer case</w:t>
       </w:r>
     </w:p>
     <w:p>
-      <w:pPr>
-        <w:pStyle w:val="Heading3"/>
-      </w:pPr>
-      <w:r>
-        <w:t>My independent explanation, trace and limits</w:t>
+      <w:r>
+        <w:t>Write one first attempt at the reserved independent case before feedback. Repeated copies of that case refer to the same recorded attempt.</w:t>
       </w:r>
     </w:p>
     <w:p>
-      <w:r>
-        <w:t>________________________________________________________________</w:t>
+      <w:pPr>
+        <w:pStyle w:val="Heading3"/>
+      </w:pPr>
+      <w:r>
+        <w:t>Independent case: Apply a new case independently</w:t>
       </w:r>
     </w:p>
     <w:p>
-      <w:r>
-        <w:t>________________________________________________________________</w:t>
+      <w:pPr>
+        <w:spacing w:line="336" w:lineRule="auto" w:after="180"/>
+        <w:shd w:fill="F5F1FB"/>
+      </w:pPr>
+      <w:r>
+        <w:rPr>
+          <w:b w:val="0"/>
+        </w:rPr>
+        <w:t>A payment-like classroom token transfer has unknown status after network loss. Should the mock repeat immediately?</w:t>
       </w:r>
     </w:p>
     <w:p>
-      <w:r>
-        <w:t>________________________________________________________________</w:t>
+      <w:pPr>
+        <w:pStyle w:val="Heading3"/>
+      </w:pPr>
+      <w:r>
+        <w:t>My independent explanation, trace and limits</w:t>
       </w:r>
     </w:p>
     <w:p>
@@ -376,48 +435,96 @@
     </w:p>
     <w:p>
       <w:r>
-        <w:t>Attempt this case before feedback. Record any help. Earlier examples below are further practice; a case already practised with feedback cannot establish fresh transfer.</w:t>
+        <w:t>________________________________________________________________</w:t>
       </w:r>
     </w:p>
     <w:p>
-      <w:pPr>
-        <w:pStyle w:val="Heading1"/>
-      </w:pPr>
-      <w:r>
-        <w:t>05. W1 Explain the mechanism</w:t>
+      <w:r>
+        <w:t>________________________________________________________________</w:t>
       </w:r>
     </w:p>
     <w:p>
       <w:r>
-        <w:t>Explain the weekly mechanism in your own words. Use the worked scenario to name its input, decision rule and output.</w:t>
+        <w:t>________________________________________________________________</w:t>
       </w:r>
     </w:p>
     <w:p>
       <w:pPr>
-        <w:pStyle w:val="Heading3"/>
-      </w:pPr>
-      <w:r>
-        <w:t>My reasoning and evidence</w:t>
+        <w:spacing w:line="336" w:lineRule="auto" w:after="180"/>
+      </w:pPr>
+      <w:r>
+        <w:rPr>
+          <w:b w:val="0"/>
+        </w:rPr>
+        <w:t>Attempt this case before feedback. Record any help. Earlier examples below are further practice; a case already practised with feedback cannot establish fresh transfer.</w:t>
       </w:r>
     </w:p>
     <w:p>
-      <w:r>
-        <w:t>________________________________________________________________</w:t>
+      <w:pPr>
+        <w:pStyle w:val="Heading1"/>
+      </w:pPr>
+      <w:r>
+        <w:t>05. W1 Explain the mechanism</w:t>
       </w:r>
     </w:p>
     <w:p>
       <w:r>
-        <w:t>________________________________________________________________</w:t>
+        <w:t>Explain the mechanism. Apply the supplied External side effects and recovery facts and keep your reasoning.</w:t>
       </w:r>
     </w:p>
     <w:p>
-      <w:r>
-        <w:t>________________________________________________________________</w:t>
+      <w:pPr>
+        <w:spacing w:line="336" w:lineRule="auto" w:after="180"/>
+      </w:pPr>
+      <w:r>
+        <w:rPr>
+          <w:b w:val="0"/>
+        </w:rPr>
+        <w:t xml:space="preserve">Explain the weekly </w:t>
+      </w:r>
+      <w:r>
+        <w:rPr>
+          <w:b/>
+        </w:rPr>
+        <w:t>mechanism</w:t>
+      </w:r>
+      <w:r>
+        <w:rPr>
+          <w:b w:val="0"/>
+        </w:rPr>
+        <w:t xml:space="preserve"> in your own words. Use the worked scenario to name its </w:t>
+      </w:r>
+      <w:r>
+        <w:rPr>
+          <w:b/>
+        </w:rPr>
+        <w:t>input</w:t>
+      </w:r>
+      <w:r>
+        <w:rPr>
+          <w:b w:val="0"/>
+        </w:rPr>
+        <w:t xml:space="preserve">, decision rule and </w:t>
+      </w:r>
+      <w:r>
+        <w:rPr>
+          <w:b/>
+        </w:rPr>
+        <w:t>output</w:t>
+      </w:r>
+      <w:r>
+        <w:rPr>
+          <w:b w:val="0"/>
+        </w:rPr>
+        <w:t>.</w:t>
       </w:r>
     </w:p>
     <w:p>
-      <w:r>
-        <w:t>________________________________________________________________</w:t>
+      <w:pPr>
+        <w:pStyle w:val="Heading3"/>
+      </w:pPr>
+      <w:r>
+        <w:t>My reasoning and evidence</w:t>
       </w:r>
     </w:p>
     <w:p>
@@ -431,24 +538,18 @@
       </w:r>
     </w:p>
     <w:p>
-      <w:pPr>
-        <w:pStyle w:val="Heading1"/>
-      </w:pPr>
-      <w:r>
-        <w:t>06. W2 Trace the worked case</w:t>
+      <w:r>
+        <w:t>________________________________________________________________</w:t>
       </w:r>
     </w:p>
     <w:p>
       <w:r>
-        <w:t>A booking is committed in storage, but response delivery times out. Caller asks to repeat. Show the intermediate steps and give the conclusion with its scope.</w:t>
+        <w:t>________________________________________________________________</w:t>
       </w:r>
     </w:p>
     <w:p>
-      <w:pPr>
-        <w:pStyle w:val="Heading3"/>
-      </w:pPr>
-      <w:r>
-        <w:t>My reasoning and evidence</w:t>
+      <w:r>
+        <w:t>________________________________________________________________</w:t>
       </w:r>
     </w:p>
     <w:p>
@@ -457,23 +558,35 @@
       </w:r>
     </w:p>
     <w:p>
-      <w:r>
-        <w:t>________________________________________________________________</w:t>
+      <w:pPr>
+        <w:pStyle w:val="Heading1"/>
+      </w:pPr>
+      <w:r>
+        <w:t>06. W2 Trace the worked case</w:t>
       </w:r>
     </w:p>
     <w:p>
       <w:r>
-        <w:t>________________________________________________________________</w:t>
+        <w:t>Trace the worked case. Apply the supplied External side effects and recovery facts and keep your reasoning.</w:t>
       </w:r>
     </w:p>
     <w:p>
-      <w:r>
-        <w:t>________________________________________________________________</w:t>
+      <w:pPr>
+        <w:spacing w:line="336" w:lineRule="auto" w:after="180"/>
+      </w:pPr>
+      <w:r>
+        <w:rPr>
+          <w:b w:val="0"/>
+        </w:rPr>
+        <w:t>A booking is committed in storage, but response delivery times out. Caller asks to repeat. Show the intermediate steps and give the conclusion with its scope.</w:t>
       </w:r>
     </w:p>
     <w:p>
-      <w:r>
-        <w:t>________________________________________________________________</w:t>
+      <w:pPr>
+        <w:pStyle w:val="Heading3"/>
+      </w:pPr>
+      <w:r>
+        <w:t>My reasoning and evidence</w:t>
       </w:r>
     </w:p>
     <w:p>
@@ -487,24 +600,18 @@
       </w:r>
     </w:p>
     <w:p>
-      <w:pPr>
-        <w:pStyle w:val="Heading1"/>
-      </w:pPr>
-      <w:r>
-        <w:t>07. W3 Audit the limit</w:t>
+      <w:r>
+        <w:t>________________________________________________________________</w:t>
       </w:r>
     </w:p>
     <w:p>
       <w:r>
-        <w:t>A report omits this qualification: A compensating action is itself a side effect requiring authority; recovery does not silently permit deletion or refund. Explain how omitting it could change a reader's interpretation, and write an accurate replacement.</w:t>
+        <w:t>________________________________________________________________</w:t>
       </w:r>
     </w:p>
     <w:p>
-      <w:pPr>
-        <w:pStyle w:val="Heading3"/>
-      </w:pPr>
-      <w:r>
-        <w:t>My reasoning and evidence</w:t>
+      <w:r>
+        <w:t>________________________________________________________________</w:t>
       </w:r>
     </w:p>
     <w:p>
@@ -518,44 +625,56 @@
       </w:r>
     </w:p>
     <w:p>
-      <w:r>
-        <w:t>________________________________________________________________</w:t>
+      <w:pPr>
+        <w:pStyle w:val="Heading1"/>
+      </w:pPr>
+      <w:r>
+        <w:t>07. W3 Audit the limit</w:t>
       </w:r>
     </w:p>
     <w:p>
       <w:r>
-        <w:t>________________________________________________________________</w:t>
+        <w:t>Audit the limit. Apply the supplied External side effects and recovery facts and keep your reasoning.</w:t>
       </w:r>
     </w:p>
     <w:p>
-      <w:r>
-        <w:t>________________________________________________________________</w:t>
+      <w:pPr>
+        <w:spacing w:line="336" w:lineRule="auto" w:after="180"/>
+      </w:pPr>
+      <w:r>
+        <w:rPr>
+          <w:b w:val="0"/>
+        </w:rPr>
+        <w:t>A report omits this qualification: A compensating action is itself a side effect requiring authority; recovery does not silently permit deletion or refund.</w:t>
       </w:r>
     </w:p>
     <w:p>
-      <w:r>
-        <w:t>________________________________________________________________</w:t>
+      <w:pPr>
+        <w:spacing w:line="336" w:lineRule="auto" w:after="180"/>
+      </w:pPr>
+      <w:r>
+        <w:rPr>
+          <w:b w:val="0"/>
+        </w:rPr>
+        <w:t>Explain how omitting it could change a reader's interpretation, and write an accurate replacement.</w:t>
       </w:r>
     </w:p>
     <w:p>
       <w:pPr>
-        <w:pStyle w:val="Heading1"/>
-      </w:pPr>
-      <w:r>
-        <w:t>08. W4 Apply a new case independently</w:t>
+        <w:pStyle w:val="Heading3"/>
+      </w:pPr>
+      <w:r>
+        <w:t>My reasoning and evidence</w:t>
       </w:r>
     </w:p>
     <w:p>
       <w:r>
-        <w:t>A payment-like classroom token transfer has unknown status after network loss. Should the mock repeat immediately?</w:t>
+        <w:t>________________________________________________________________</w:t>
       </w:r>
     </w:p>
     <w:p>
-      <w:pPr>
-        <w:pStyle w:val="Heading3"/>
-      </w:pPr>
-      <w:r>
-        <w:t>My reasoning and evidence</w:t>
+      <w:r>
+        <w:t>________________________________________________________________</w:t>
       </w:r>
     </w:p>
     <w:p>
@@ -579,44 +698,51 @@
       </w:r>
     </w:p>
     <w:p>
-      <w:r>
-        <w:t>________________________________________________________________</w:t>
+      <w:pPr>
+        <w:pStyle w:val="Heading1"/>
+      </w:pPr>
+      <w:r>
+        <w:t>08. W4 Apply a new case independently</w:t>
       </w:r>
     </w:p>
     <w:p>
       <w:r>
-        <w:t>________________________________________________________________</w:t>
+        <w:t>Attempt before feedback. If this repeats the selected independent case, reuse that first attempt; otherwise keep a separate record. Apply a new case independently. Apply the supplied External side effects and recovery facts and keep your reasoning.</w:t>
       </w:r>
     </w:p>
     <w:p>
-      <w:r>
-        <w:t>________________________________________________________________</w:t>
+      <w:pPr>
+        <w:spacing w:line="336" w:lineRule="auto" w:after="180"/>
+        <w:shd w:fill="F5F1FB"/>
+      </w:pPr>
+      <w:r>
+        <w:rPr>
+          <w:b w:val="0"/>
+        </w:rPr>
+        <w:t>A payment-like classroom token transfer has unknown status after network loss. Should the mock repeat immediately?</w:t>
       </w:r>
     </w:p>
     <w:p>
-      <w:r>
-        <w:t>________________________________________________________________</w:t>
+      <w:pPr>
+        <w:pStyle w:val="Heading3"/>
+      </w:pPr>
+      <w:r>
+        <w:t>My reasoning and evidence</w:t>
       </w:r>
     </w:p>
     <w:p>
-      <w:pPr>
-        <w:pStyle w:val="Heading1"/>
-      </w:pPr>
-      <w:r>
-        <w:t>09. W5 Design a revealing follow-up</w:t>
+      <w:r>
+        <w:t>________________________________________________________________</w:t>
       </w:r>
     </w:p>
     <w:p>
       <w:r>
-        <w:t>For the worked scenario, propose one additional case that could reveal a failure, describe its expected outcome before running it, and explain what would need to remain fixed for a fair comparison. Do not reuse W4 as a new final test after receiving feedback.</w:t>
+        <w:t>________________________________________________________________</w:t>
       </w:r>
     </w:p>
     <w:p>
-      <w:pPr>
-        <w:pStyle w:val="Heading3"/>
-      </w:pPr>
-      <w:r>
-        <w:t>My reasoning and evidence</w:t>
+      <w:r>
+        <w:t>________________________________________________________________</w:t>
       </w:r>
     </w:p>
     <w:p>
@@ -645,26 +771,38 @@
       </w:r>
     </w:p>
     <w:p>
-      <w:r>
-        <w:t>________________________________________________________________</w:t>
+      <w:pPr>
+        <w:pStyle w:val="Heading1"/>
+      </w:pPr>
+      <w:r>
+        <w:t>09. W5 Design a revealing follow-up</w:t>
       </w:r>
     </w:p>
     <w:p>
       <w:r>
-        <w:t>________________________________________________________________</w:t>
+        <w:t>Design a revealing follow-up. Apply the supplied External side effects and recovery facts and keep your reasoning.</w:t>
       </w:r>
     </w:p>
     <w:p>
       <w:pPr>
-        <w:pStyle w:val="Heading1"/>
-      </w:pPr>
-      <w:r>
-        <w:t>10. Project checkpoint and reflection</w:t>
+        <w:spacing w:line="336" w:lineRule="auto" w:after="180"/>
+      </w:pPr>
+      <w:r>
+        <w:rPr>
+          <w:b w:val="0"/>
+        </w:rPr>
+        <w:t>For the worked scenario, propose one additional case that could reveal a failure, describe its expected outcome before running it, and explain what would need to remain fixed for a fair comparison.</w:t>
       </w:r>
     </w:p>
     <w:p>
-      <w:r>
-        <w:t>Add a labelled external side effects and recovery evidence sheet to Grounded Learning Service. Show how you can explain the mechanism and terminology of external side effects and recovery. Use the supplied fictional case and keep its inputs, intermediate steps, calculation or prediction, and limitation. Connect this record to last week’s record; a matching answer without a trace is insufficient.</w:t>
+      <w:pPr>
+        <w:spacing w:line="336" w:lineRule="auto" w:after="180"/>
+      </w:pPr>
+      <w:r>
+        <w:rPr>
+          <w:b w:val="0"/>
+        </w:rPr>
+        <w:t>Do not reuse W4 as a new final test after receiving feedback.</w:t>
       </w:r>
     </w:p>
     <w:p>
@@ -672,7 +810,7 @@
         <w:pStyle w:val="Heading3"/>
       </w:pPr>
       <w:r>
-        <w:t>My project change, supporting evidence and remaining limit</w:t>
+        <w:t>My reasoning and evidence</w:t>
       </w:r>
     </w:p>
     <w:p>
@@ -706,11 +844,142 @@
       </w:r>
     </w:p>
     <w:p>
+      <w:r>
+        <w:t>________________________________________________________________</w:t>
+      </w:r>
+    </w:p>
+    <w:p>
       <w:pPr>
         <w:pStyle w:val="Heading1"/>
       </w:pPr>
       <w:r>
+        <w:t>10. Project checkpoint and reflection</w:t>
+      </w:r>
+    </w:p>
+    <w:p>
+      <w:r>
+        <w:t>Connect External side effects and recovery to Grounded Learning Service, identify a limit and choose the next useful test.</w:t>
+      </w:r>
+    </w:p>
+    <w:p>
+      <w:pPr>
+        <w:spacing w:line="336" w:lineRule="auto" w:after="180"/>
+      </w:pPr>
+      <w:r>
+        <w:rPr>
+          <w:b w:val="0"/>
+        </w:rPr>
+        <w:t xml:space="preserve">Add a labelled external side effects and recovery </w:t>
+      </w:r>
+      <w:r>
+        <w:rPr>
+          <w:b/>
+        </w:rPr>
+        <w:t>evidence</w:t>
+      </w:r>
+      <w:r>
+        <w:rPr>
+          <w:b w:val="0"/>
+        </w:rPr>
+        <w:t xml:space="preserve"> sheet to Grounded Learning Service. Show how you can explain the </w:t>
+      </w:r>
+      <w:r>
+        <w:rPr>
+          <w:b/>
+        </w:rPr>
+        <w:t>mechanism</w:t>
+      </w:r>
+      <w:r>
+        <w:rPr>
+          <w:b w:val="0"/>
+        </w:rPr>
+        <w:t xml:space="preserve"> and terminology of external side effects and recovery.</w:t>
+      </w:r>
+    </w:p>
+    <w:p>
+      <w:pPr>
+        <w:spacing w:line="336" w:lineRule="auto" w:after="180"/>
+      </w:pPr>
+      <w:r>
+        <w:rPr>
+          <w:b w:val="0"/>
+        </w:rPr>
+        <w:t xml:space="preserve">Use the supplied fictional case and keep its </w:t>
+      </w:r>
+      <w:r>
+        <w:rPr>
+          <w:b/>
+        </w:rPr>
+        <w:t>input</w:t>
+      </w:r>
+      <w:r>
+        <w:rPr>
+          <w:b w:val="0"/>
+        </w:rPr>
+        <w:t xml:space="preserve">s, intermediate steps, calculation or </w:t>
+      </w:r>
+      <w:r>
+        <w:rPr>
+          <w:b/>
+        </w:rPr>
+        <w:t>prediction</w:t>
+      </w:r>
+      <w:r>
+        <w:rPr>
+          <w:b w:val="0"/>
+        </w:rPr>
+        <w:t>, and limitation. Connect this record to last week’s record; a matching answer without a trace is insufficient.</w:t>
+      </w:r>
+    </w:p>
+    <w:p>
+      <w:pPr>
+        <w:pStyle w:val="Heading3"/>
+      </w:pPr>
+      <w:r>
+        <w:t>My project change, supporting evidence and remaining limit</w:t>
+      </w:r>
+    </w:p>
+    <w:p>
+      <w:r>
+        <w:t>________________________________________________________________</w:t>
+      </w:r>
+    </w:p>
+    <w:p>
+      <w:r>
+        <w:t>________________________________________________________________</w:t>
+      </w:r>
+    </w:p>
+    <w:p>
+      <w:r>
+        <w:t>________________________________________________________________</w:t>
+      </w:r>
+    </w:p>
+    <w:p>
+      <w:r>
+        <w:t>________________________________________________________________</w:t>
+      </w:r>
+    </w:p>
+    <w:p>
+      <w:r>
+        <w:t>________________________________________________________________</w:t>
+      </w:r>
+    </w:p>
+    <w:p>
+      <w:r>
+        <w:t>________________________________________________________________</w:t>
+      </w:r>
+    </w:p>
+    <w:p>
+      <w:pPr>
+        <w:pStyle w:val="Heading1"/>
+      </w:pPr>
+      <w:r>
         <w:t>11. Feedback, return check and learning record</w:t>
+      </w:r>
+    </w:p>
+    <w:p>
+      <w:r>
+        <w:t>Record the first repaired step and a different case to revisit after a delay.</w:t>
       </w:r>
     </w:p>
     <w:tbl>
@@ -850,7 +1119,13 @@
       </w:tr>
     </w:tbl>
     <w:p>
-      <w:r>
+      <w:pPr>
+        <w:spacing w:line="336" w:lineRule="auto" w:after="180"/>
+      </w:pPr>
+      <w:r>
+        <w:rPr>
+          <w:b w:val="0"/>
+        </w:rPr>
         <w:t>Revisit this idea with your teacher after a delay. Familiarity is different from explaining and using it on a changed case.</w:t>
       </w:r>
     </w:p>
@@ -864,12 +1139,41 @@
     </w:p>
     <w:p>
       <w:r>
-        <w:t>Recover an uncertain print job. A badge printer loses its reply after receiving a print request.</w:t>
+        <w:t>Recover an uncertain print job. A badge printer loses its reply after receiving a print request. Explain the labelled step before checking the changed condition.</w:t>
       </w:r>
     </w:p>
     <w:p>
-      <w:r>
-        <w:t>Job key J6 identifies one badge. The printer supports status lookup by key; missing acknowledgement leaves outcome unknown.</w:t>
+      <w:pPr>
+        <w:spacing w:line="336" w:lineRule="auto" w:after="180"/>
+      </w:pPr>
+      <w:r>
+        <w:rPr>
+          <w:b w:val="0"/>
+        </w:rPr>
+        <w:t>Recover an uncertain print job. A badge printer loses its reply after receiving a print request.</w:t>
+      </w:r>
+    </w:p>
+    <w:p>
+      <w:pPr>
+        <w:spacing w:line="336" w:lineRule="auto" w:after="180"/>
+      </w:pPr>
+      <w:r>
+        <w:rPr>
+          <w:b w:val="0"/>
+        </w:rPr>
+        <w:t xml:space="preserve">Job key J6 identifies one badge. The printer supports status lookup by key; missing </w:t>
+      </w:r>
+      <w:r>
+        <w:rPr>
+          <w:b/>
+        </w:rPr>
+        <w:t>acknowledgement</w:t>
+      </w:r>
+      <w:r>
+        <w:rPr>
+          <w:b w:val="0"/>
+        </w:rPr>
+        <w:t xml:space="preserve"> leaves outcome unknown.</w:t>
       </w:r>
     </w:p>
     <w:p>
@@ -909,8 +1213,39 @@
       </w:r>
     </w:p>
     <w:p>
-      <w:r>
-        <w:t>Distinguish a missing printer acknowledgement from confirmed failure. What should happen if J6 is complete, and what evidence changes when J6 is reliably reported absent?</w:t>
+      <w:pPr>
+        <w:spacing w:line="336" w:lineRule="auto" w:after="180"/>
+        <w:shd w:fill="F5F1FB"/>
+      </w:pPr>
+      <w:r>
+        <w:rPr>
+          <w:b w:val="0"/>
+        </w:rPr>
+        <w:t xml:space="preserve">Distinguish a missing printer </w:t>
+      </w:r>
+      <w:r>
+        <w:rPr>
+          <w:b/>
+        </w:rPr>
+        <w:t>acknowledgement</w:t>
+      </w:r>
+      <w:r>
+        <w:rPr>
+          <w:b w:val="0"/>
+        </w:rPr>
+        <w:t xml:space="preserve"> from confirmed failure. What should happen if J6 is complete, and what </w:t>
+      </w:r>
+      <w:r>
+        <w:rPr>
+          <w:b/>
+        </w:rPr>
+        <w:t>evidence</w:t>
+      </w:r>
+      <w:r>
+        <w:rPr>
+          <w:b w:val="0"/>
+        </w:rPr>
+        <w:t xml:space="preserve"> changes when J6 is reliably reported absent?</w:t>
       </w:r>
     </w:p>
     <w:p>
@@ -952,36 +1287,116 @@
       </w:r>
     </w:p>
     <w:p>
-      <w:r>
-        <w:t>Support used: alone / hint / worked example. This record is practice evidence.</w:t>
+      <w:pPr>
+        <w:pStyle w:val="Heading3"/>
+      </w:pPr>
+      <w:r>
+        <w:t>Record the help used</w:t>
       </w:r>
     </w:p>
     <w:p>
-      <w:r>
-        <w:t>Project connection: For the Grounded Learning Service, retain an annotated trace and the changed-case result. Name the contract or evidence that makes the deciding step valid, so another team can review it.</w:t>
+      <w:pPr>
+        <w:spacing w:line="336" w:lineRule="auto" w:after="180"/>
+        <w:shd w:fill="F1F6F8"/>
+      </w:pPr>
+      <w:r>
+        <w:rPr>
+          <w:b w:val="0"/>
+        </w:rPr>
+        <w:t xml:space="preserve">Support used: alone / hint / worked example. This record is practice </w:t>
+      </w:r>
+      <w:r>
+        <w:rPr>
+          <w:b/>
+        </w:rPr>
+        <w:t>evidence</w:t>
+      </w:r>
+      <w:r>
+        <w:rPr>
+          <w:b w:val="0"/>
+        </w:rPr>
+        <w:t>.</w:t>
       </w:r>
     </w:p>
     <w:p>
       <w:pPr>
-        <w:pStyle w:val="Heading1"/>
-      </w:pPr>
-      <w:r>
-        <w:t>13. Project portfolio milestone</w:t>
+        <w:spacing w:line="336" w:lineRule="auto" w:after="180"/>
+      </w:pPr>
+      <w:r>
+        <w:rPr>
+          <w:b w:val="0"/>
+        </w:rPr>
+        <w:t xml:space="preserve">Project connection: For the Grounded Learning Service, retain an annotated trace and the changed-case result. Name the contract or </w:t>
+      </w:r>
+      <w:r>
+        <w:rPr>
+          <w:b/>
+        </w:rPr>
+        <w:t>evidence</w:t>
+      </w:r>
+      <w:r>
+        <w:rPr>
+          <w:b w:val="0"/>
+        </w:rPr>
+        <w:t xml:space="preserve"> that makes the deciding step valid, so another team can review it.</w:t>
       </w:r>
     </w:p>
     <w:p>
-      <w:r>
-        <w:t>Project: Grounded Learning Service</w:t>
+      <w:pPr>
+        <w:pStyle w:val="Heading1"/>
+      </w:pPr>
+      <w:r>
+        <w:t>13. Project portfolio milestone</w:t>
       </w:r>
     </w:p>
     <w:p>
       <w:r>
-        <w:t>Current milestone: Test changed cases. Keep normal, boundary and failure cases; compare expected and observed results.</w:t>
+        <w:t>Keep this week’s input, deciding step, result and limit together in the Grounded Learning Service record.</w:t>
       </w:r>
     </w:p>
     <w:p>
-      <w:r>
-        <w:t>For the Grounded Learning Service, retain an annotated trace and the changed-case result. Name the contract or evidence that makes the deciding step valid, so another team can review it.</w:t>
+      <w:pPr>
+        <w:spacing w:line="336" w:lineRule="auto" w:after="180"/>
+      </w:pPr>
+      <w:r>
+        <w:rPr>
+          <w:b w:val="0"/>
+        </w:rPr>
+        <w:t>Project: Grounded Learning Service</w:t>
+      </w:r>
+    </w:p>
+    <w:p>
+      <w:pPr>
+        <w:spacing w:line="336" w:lineRule="auto" w:after="180"/>
+      </w:pPr>
+      <w:r>
+        <w:rPr>
+          <w:b w:val="0"/>
+        </w:rPr>
+        <w:t>Current milestone: Test changed cases. Keep normal, boundary and failure cases; compare expected and observed results.</w:t>
+      </w:r>
+    </w:p>
+    <w:p>
+      <w:pPr>
+        <w:spacing w:line="336" w:lineRule="auto" w:after="180"/>
+      </w:pPr>
+      <w:r>
+        <w:rPr>
+          <w:b w:val="0"/>
+        </w:rPr>
+        <w:t xml:space="preserve">For the Grounded Learning Service, retain an annotated trace and the changed-case result. Name the contract or </w:t>
+      </w:r>
+      <w:r>
+        <w:rPr>
+          <w:b/>
+        </w:rPr>
+        <w:t>evidence</w:t>
+      </w:r>
+      <w:r>
+        <w:rPr>
+          <w:b w:val="0"/>
+        </w:rPr>
+        <w:t xml:space="preserve"> that makes the deciding step valid, so another team can review it.</w:t>
       </w:r>
     </w:p>
     <w:tbl>
@@ -1143,53 +1558,92 @@
     </w:p>
     <w:p>
       <w:r>
-        <w:t>Use this supported practice once, in the browser or on paper. Keep the reserved independent assessment for a separate first attempt before teacher feedback.</w:t>
+        <w:t>Try the supported questions before comparing with hints and feedback. Record what you repaired and the evidence you retained.</w:t>
       </w:r>
     </w:p>
     <w:p>
-      <w:r>
-        <w:t>Recover an uncertain print job. A badge printer loses its reply after receiving a print request.</w:t>
+      <w:pPr>
+        <w:spacing w:line="336" w:lineRule="auto" w:after="180"/>
+      </w:pPr>
+      <w:r>
+        <w:rPr>
+          <w:b w:val="0"/>
+        </w:rPr>
+        <w:t>Use this supported practice once, in the browser or on paper. Keep the reserved independent assessment for a separate first attempt before teacher feedback.</w:t>
       </w:r>
     </w:p>
     <w:p>
       <w:pPr>
-        <w:pStyle w:val="Heading3"/>
-      </w:pPr>
-      <w:r>
-        <w:t>Practice 1: explain the deciding evidence</w:t>
+        <w:spacing w:line="336" w:lineRule="auto" w:after="180"/>
+      </w:pPr>
+      <w:r>
+        <w:rPr>
+          <w:b w:val="0"/>
+        </w:rPr>
+        <w:t>Recover an uncertain print job. A badge printer loses its reply after receiving a print request.</w:t>
       </w:r>
     </w:p>
     <w:p>
-      <w:r>
-        <w:t>Which labelled step matches this detail? If complete, return that result without issuing another print job.</w:t>
+      <w:pPr>
+        <w:pStyle w:val="Heading3"/>
+      </w:pPr>
+      <w:r>
+        <w:t>Practice 1: explain the deciding evidence</w:t>
       </w:r>
     </w:p>
     <w:p>
-      <w:r>
-        <w:t>1. Record uncertainty</w:t>
+      <w:pPr>
+        <w:spacing w:line="336" w:lineRule="auto" w:after="180"/>
+      </w:pPr>
+      <w:r>
+        <w:rPr>
+          <w:b w:val="0"/>
+        </w:rPr>
+        <w:t>Which labelled step matches this detail? If complete, return that result without issuing another print job.</w:t>
       </w:r>
     </w:p>
     <w:p>
-      <w:r>
-        <w:t>2. Recover from status</w:t>
+      <w:pPr>
+        <w:spacing w:line="336" w:lineRule="auto" w:after="180"/>
+        <w:shd w:fill="F4F9FC"/>
+      </w:pPr>
+      <w:r>
+        <w:rPr>
+          <w:b w:val="0"/>
+        </w:rPr>
+        <w:t>1. Record uncertainty</w:t>
       </w:r>
     </w:p>
     <w:p>
-      <w:r>
-        <w:t>3. Query J6</w:t>
+      <w:pPr>
+        <w:spacing w:line="336" w:lineRule="auto" w:after="180"/>
+        <w:shd w:fill="F4F9FC"/>
+      </w:pPr>
+      <w:r>
+        <w:rPr>
+          <w:b w:val="0"/>
+        </w:rPr>
+        <w:t>2. Recover from status</w:t>
       </w:r>
     </w:p>
     <w:p>
       <w:pPr>
-        <w:pStyle w:val="Heading3"/>
-      </w:pPr>
-      <w:r>
-        <w:t>My selected conclusion, deciding fact and explanation</w:t>
+        <w:spacing w:line="336" w:lineRule="auto" w:after="180"/>
+        <w:shd w:fill="F4F9FC"/>
+      </w:pPr>
+      <w:r>
+        <w:rPr>
+          <w:b w:val="0"/>
+        </w:rPr>
+        <w:t>3. Query J6</w:t>
       </w:r>
     </w:p>
     <w:p>
-      <w:r>
-        <w:t>________________________________________________________________</w:t>
+      <w:pPr>
+        <w:pStyle w:val="Heading3"/>
+      </w:pPr>
+      <w:r>
+        <w:t>My selected conclusion, deciding fact and explanation</w:t>
       </w:r>
     </w:p>
     <w:p>
@@ -1214,40 +1668,67 @@
     </w:p>
     <w:p>
       <w:r>
-        <w:t>Hint if needed: Read the steps in the pictorial case. Match the supplied detail to the stage that performs or records it.</w:t>
+        <w:t>________________________________________________________________</w:t>
       </w:r>
     </w:p>
     <w:p>
-      <w:r>
-        <w:t>After your attempt, compare with the supported explanation: Recover from status If complete, return that result without issuing another print job. A lost response does not show whether an external effect occurred. Recovery distinguishes unknown outcome from a confirmed failed action.</w:t>
+      <w:pPr>
+        <w:pStyle w:val="Heading3"/>
+      </w:pPr>
+      <w:r>
+        <w:t>Hint · try first</w:t>
       </w:r>
     </w:p>
     <w:p>
       <w:pPr>
-        <w:pStyle w:val="Heading3"/>
-      </w:pPr>
-      <w:r>
-        <w:t>Practice 2: explain the deciding evidence</w:t>
+        <w:spacing w:line="336" w:lineRule="auto" w:after="180"/>
+        <w:shd w:fill="F1F6F8"/>
+      </w:pPr>
+      <w:r>
+        <w:rPr>
+          <w:b w:val="0"/>
+        </w:rPr>
+        <w:t>Hint if needed: Read the steps in the pictorial case. Match the supplied detail to the stage that performs or records it.</w:t>
       </w:r>
     </w:p>
     <w:p>
-      <w:r>
-        <w:t>Changed-case practice: Status reliably reports J6 absent. Which conclusion is supported by the supplied facts?</w:t>
+      <w:pPr>
+        <w:pStyle w:val="Heading3"/>
+      </w:pPr>
+      <w:r>
+        <w:t>Feedback · compare after trying</w:t>
       </w:r>
     </w:p>
     <w:p>
-      <w:r>
-        <w:t>1. This one example guarantees correct results for every future input.</w:t>
+      <w:pPr>
+        <w:spacing w:line="336" w:lineRule="auto" w:after="180"/>
+        <w:shd w:fill="F1F6FC"/>
+      </w:pPr>
+      <w:r>
+        <w:rPr>
+          <w:b w:val="0"/>
+        </w:rPr>
+        <w:t>After your attempt, compare with the supported explanation: Recover from status If complete, return that result without issuing another print job. A lost response does not show whether an external effect occurred.</w:t>
       </w:r>
     </w:p>
     <w:p>
-      <w:r>
-        <w:t>2. A policy-approved resend using the same deduplication key may be considered.</w:t>
+      <w:pPr>
+        <w:spacing w:line="336" w:lineRule="auto" w:after="180"/>
+        <w:shd w:fill="F1F6FC"/>
+      </w:pPr>
+      <w:r>
+        <w:rPr>
+          <w:b w:val="0"/>
+        </w:rPr>
+        <w:t>Recovery distinguishes unknown outcome from a confirmed failed action.</w:t>
       </w:r>
     </w:p>
     <w:p>
-      <w:r>
-        <w:t>3. We can decide the result without examining the changed input or the procedure.</w:t>
+      <w:pPr>
+        <w:pStyle w:val="Heading3"/>
+      </w:pPr>
+      <w:r>
+        <w:t>Practice 2: explain the deciding evidence</w:t>
       </w:r>
     </w:p>
     <w:p>
@@ -1255,91 +1736,1132 @@
         <w:pStyle w:val="Heading3"/>
       </w:pPr>
       <w:r>
-        <w:t>My selected conclusion, deciding fact and explanation</w:t>
+        <w:t>Changed case · predict first</w:t>
       </w:r>
     </w:p>
     <w:p>
-      <w:r>
-        <w:t>________________________________________________________________</w:t>
+      <w:pPr>
+        <w:spacing w:line="336" w:lineRule="auto" w:after="180"/>
+        <w:shd w:fill="F5F1FB"/>
+      </w:pPr>
+      <w:r>
+        <w:rPr>
+          <w:b w:val="0"/>
+        </w:rPr>
+        <w:t>Changed-case practice: Status reliably reports J6 absent. Which conclusion is supported by the supplied facts?</w:t>
       </w:r>
     </w:p>
     <w:p>
-      <w:r>
-        <w:t>________________________________________________________________</w:t>
+      <w:pPr>
+        <w:spacing w:line="336" w:lineRule="auto" w:after="180"/>
+        <w:shd w:fill="F4F9FC"/>
+      </w:pPr>
+      <w:r>
+        <w:rPr>
+          <w:b w:val="0"/>
+        </w:rPr>
+        <w:t xml:space="preserve">1. This one example guarantees correct results for every future </w:t>
+      </w:r>
+      <w:r>
+        <w:rPr>
+          <w:b/>
+        </w:rPr>
+        <w:t>input</w:t>
+      </w:r>
+      <w:r>
+        <w:rPr>
+          <w:b w:val="0"/>
+        </w:rPr>
+        <w:t>.</w:t>
       </w:r>
     </w:p>
     <w:p>
-      <w:r>
-        <w:t>________________________________________________________________</w:t>
+      <w:pPr>
+        <w:spacing w:line="336" w:lineRule="auto" w:after="180"/>
+        <w:shd w:fill="F4F9FC"/>
+      </w:pPr>
+      <w:r>
+        <w:rPr>
+          <w:b w:val="0"/>
+        </w:rPr>
+        <w:t>2. A policy-approved resend using the same deduplication key may be considered.</w:t>
       </w:r>
     </w:p>
     <w:p>
-      <w:r>
-        <w:t>________________________________________________________________</w:t>
+      <w:pPr>
+        <w:spacing w:line="336" w:lineRule="auto" w:after="180"/>
+        <w:shd w:fill="F4F9FC"/>
+      </w:pPr>
+      <w:r>
+        <w:rPr>
+          <w:b w:val="0"/>
+        </w:rPr>
+        <w:t xml:space="preserve">3. We can decide the result without examining the changed </w:t>
+      </w:r>
+      <w:r>
+        <w:rPr>
+          <w:b/>
+        </w:rPr>
+        <w:t>input</w:t>
+      </w:r>
+      <w:r>
+        <w:rPr>
+          <w:b w:val="0"/>
+        </w:rPr>
+        <w:t xml:space="preserve"> or the procedure.</w:t>
       </w:r>
     </w:p>
     <w:p>
-      <w:r>
-        <w:t>________________________________________________________________</w:t>
+      <w:pPr>
+        <w:pStyle w:val="Heading3"/>
+      </w:pPr>
+      <w:r>
+        <w:t>My selected conclusion, deciding fact and explanation</w:t>
       </w:r>
     </w:p>
     <w:p>
       <w:r>
-        <w:t>Hint if needed: Use the changed condition and the deciding step in the pictorial trace. The answer must say what follows from those facts.</w:t>
+        <w:t>________________________________________________________________</w:t>
       </w:r>
     </w:p>
     <w:p>
       <w:r>
-        <w:t>After your attempt, compare with the supported explanation: A policy-approved resend using the same deduplication key may be considered. Confirmed absence supplies different evidence from silence.</w:t>
+        <w:t>________________________________________________________________</w:t>
       </w:r>
     </w:p>
     <w:p>
-      <w:pPr>
-        <w:pStyle w:val="Heading3"/>
-      </w:pPr>
-      <w:r>
-        <w:t>Repair a missing building block</w:t>
+      <w:r>
+        <w:t>________________________________________________________________</w:t>
       </w:r>
     </w:p>
     <w:p>
       <w:r>
-        <w:t>Review Timeouts retries and cancellation (ai-6/16). Goal: Explain the mechanism and terminology of timeouts retries and cancellation. Short practice: Calculate waiting time for a one-second timeout followed by a 0.4-second success. What changes if cancellation arrives after the first attempt but before the retry?. Return to this week and explain what you changed.</w:t>
+        <w:t>________________________________________________________________</w:t>
       </w:r>
     </w:p>
     <w:p>
       <w:r>
-        <w:t>Review Planning and action selection (ai-6/14). Goal: Explain the mechanism and terminology of planning and action selection. Short practice: Choose a permitted plan when no approved tower-height card exists. What new answer becomes supported after a card records 24 metres, and why could the bot not invent it earlier?. Return to this week and explain what you changed.</w:t>
+        <w:t>________________________________________________________________</w:t>
       </w:r>
     </w:p>
     <w:p>
-      <w:r>
-        <w:t>Review Failure budgets and service objectives (ai-6/11). Goal: Explain the mechanism and terminology of failure budgets and service objectives. Short practice: Calculate the maximum allowed failures among 100 requests. Does 97 successes and 3 failures meet the target, and what changes after one failure becomes a success?. Return to this week and explain what you changed.</w:t>
+      <w:pPr>
+        <w:pStyle w:val="Heading3"/>
+      </w:pPr>
+      <w:r>
+        <w:t>Hint · try first</w:t>
       </w:r>
     </w:p>
     <w:p>
       <w:pPr>
-        <w:pStyle w:val="Heading3"/>
-      </w:pPr>
-      <w:r>
-        <w:t>Keep your completed work</w:t>
+        <w:spacing w:line="336" w:lineRule="auto" w:after="180"/>
+        <w:shd w:fill="F1F6F8"/>
+      </w:pPr>
+      <w:r>
+        <w:rPr>
+          <w:b w:val="0"/>
+        </w:rPr>
+        <w:t>Hint if needed: Use the changed condition and the deciding step in the pictorial trace. The answer must say what follows from those facts.</w:t>
       </w:r>
     </w:p>
     <w:p>
-      <w:r>
-        <w:t>Use Download completed work in the hosted lesson to export your answers, reflections, practice feedback and code-run evidence. Open the HTML copy to read or print it. Drafts stay in this browser when storage is available; clear drafts on a shared device.</w:t>
+      <w:pPr>
+        <w:pStyle w:val="Heading3"/>
+      </w:pPr>
+      <w:r>
+        <w:t>Feedback · compare after trying</w:t>
       </w:r>
     </w:p>
     <w:p>
       <w:pPr>
-        <w:pStyle w:val="Heading3"/>
-      </w:pPr>
-      <w:r>
-        <w:t>What I repaired, the evidence I kept and the next test</w:t>
+        <w:spacing w:line="336" w:lineRule="auto" w:after="180"/>
+        <w:shd w:fill="F1F6FC"/>
+      </w:pPr>
+      <w:r>
+        <w:rPr>
+          <w:b w:val="0"/>
+        </w:rPr>
+        <w:t xml:space="preserve">After your attempt, compare with the supported explanation: A policy-approved resend using the same deduplication key may be considered. Confirmed absence supplies different </w:t>
+      </w:r>
+      <w:r>
+        <w:rPr>
+          <w:b/>
+        </w:rPr>
+        <w:t>evidence</w:t>
+      </w:r>
+      <w:r>
+        <w:rPr>
+          <w:b w:val="0"/>
+        </w:rPr>
+        <w:t xml:space="preserve"> from silence.</w:t>
       </w:r>
     </w:p>
     <w:p>
+      <w:pPr>
+        <w:pStyle w:val="Heading3"/>
+      </w:pPr>
+      <w:r>
+        <w:t>Repair a missing building block</w:t>
+      </w:r>
+    </w:p>
+    <w:p>
+      <w:pPr>
+        <w:spacing w:line="336" w:lineRule="auto" w:after="180"/>
+      </w:pPr>
+      <w:r>
+        <w:rPr>
+          <w:b w:val="0"/>
+        </w:rPr>
+        <w:t xml:space="preserve">Review Timeouts retries and cancellation (ai-6/16). Goal: Explain the </w:t>
+      </w:r>
+      <w:r>
+        <w:rPr>
+          <w:b/>
+        </w:rPr>
+        <w:t>mechanism</w:t>
+      </w:r>
+      <w:r>
+        <w:rPr>
+          <w:b w:val="0"/>
+        </w:rPr>
+        <w:t xml:space="preserve"> and terminology of timeouts retries and cancellation.</w:t>
+      </w:r>
+    </w:p>
+    <w:p>
+      <w:pPr>
+        <w:spacing w:line="336" w:lineRule="auto" w:after="180"/>
+      </w:pPr>
+      <w:r>
+        <w:rPr>
+          <w:b w:val="0"/>
+        </w:rPr>
+        <w:t>Short practice: Calculate waiting time for a one-second timeout followed by a 0.4-second success. What changes if cancellation arrives after the first attempt but before the retry?.</w:t>
+      </w:r>
+    </w:p>
+    <w:p>
+      <w:pPr>
+        <w:spacing w:line="336" w:lineRule="auto" w:after="180"/>
+      </w:pPr>
+      <w:r>
+        <w:rPr>
+          <w:b w:val="0"/>
+        </w:rPr>
+        <w:t>Return to this week and explain what you changed.</w:t>
+      </w:r>
+    </w:p>
+    <w:p>
+      <w:pPr>
+        <w:spacing w:line="336" w:lineRule="auto" w:after="180"/>
+      </w:pPr>
+      <w:r>
+        <w:rPr>
+          <w:b w:val="0"/>
+        </w:rPr>
+        <w:t xml:space="preserve">Review Planning and action selection (ai-6/14). Goal: Explain the </w:t>
+      </w:r>
+      <w:r>
+        <w:rPr>
+          <w:b/>
+        </w:rPr>
+        <w:t>mechanism</w:t>
+      </w:r>
+      <w:r>
+        <w:rPr>
+          <w:b w:val="0"/>
+        </w:rPr>
+        <w:t xml:space="preserve"> and terminology of planning and action selection. Short practice: Choose a permitted plan when no approved tower-height card exists.</w:t>
+      </w:r>
+    </w:p>
+    <w:p>
+      <w:pPr>
+        <w:spacing w:line="336" w:lineRule="auto" w:after="180"/>
+      </w:pPr>
+      <w:r>
+        <w:rPr>
+          <w:b w:val="0"/>
+        </w:rPr>
+        <w:t>What new answer becomes supported after a card records 24 metres, and why could the bot not invent it earlier?. Return to this week and explain what you changed.</w:t>
+      </w:r>
+    </w:p>
+    <w:p>
+      <w:pPr>
+        <w:spacing w:line="336" w:lineRule="auto" w:after="180"/>
+      </w:pPr>
+      <w:r>
+        <w:rPr>
+          <w:b w:val="0"/>
+        </w:rPr>
+        <w:t xml:space="preserve">Review Failure budgets and service objectives (ai-6/11). Goal: Explain the </w:t>
+      </w:r>
+      <w:r>
+        <w:rPr>
+          <w:b/>
+        </w:rPr>
+        <w:t>mechanism</w:t>
+      </w:r>
+      <w:r>
+        <w:rPr>
+          <w:b w:val="0"/>
+        </w:rPr>
+        <w:t xml:space="preserve"> and terminology of failure budgets and service objectives. Short practice: Calculate the maximum allowed failures among 100 requests.</w:t>
+      </w:r>
+    </w:p>
+    <w:p>
+      <w:pPr>
+        <w:spacing w:line="336" w:lineRule="auto" w:after="180"/>
+      </w:pPr>
+      <w:r>
+        <w:rPr>
+          <w:b w:val="0"/>
+        </w:rPr>
+        <w:t>Does 97 successes and 3 failures meet the target, and what changes after one failure becomes a success?. Return to this week and explain what you changed.</w:t>
+      </w:r>
+    </w:p>
+    <w:p>
+      <w:pPr>
+        <w:pStyle w:val="Heading3"/>
+      </w:pPr>
+      <w:r>
+        <w:t>Keep your completed work</w:t>
+      </w:r>
+    </w:p>
+    <w:p>
+      <w:pPr>
+        <w:spacing w:line="336" w:lineRule="auto" w:after="180"/>
+      </w:pPr>
+      <w:r>
+        <w:rPr>
+          <w:b w:val="0"/>
+        </w:rPr>
+        <w:t xml:space="preserve">Use Download completed work in the hosted lesson to export your answers, reflections, practice feedback and code-run </w:t>
+      </w:r>
+      <w:r>
+        <w:rPr>
+          <w:b/>
+        </w:rPr>
+        <w:t>evidence</w:t>
+      </w:r>
+      <w:r>
+        <w:rPr>
+          <w:b w:val="0"/>
+        </w:rPr>
+        <w:t>. Open the HTML copy to read or print it.</w:t>
+      </w:r>
+    </w:p>
+    <w:p>
+      <w:pPr>
+        <w:spacing w:line="336" w:lineRule="auto" w:after="180"/>
+      </w:pPr>
+      <w:r>
+        <w:rPr>
+          <w:b w:val="0"/>
+        </w:rPr>
+        <w:t>Drafts stay in this browser when storage is available; clear drafts on a shared device.</w:t>
+      </w:r>
+    </w:p>
+    <w:p>
+      <w:pPr>
+        <w:pStyle w:val="Heading3"/>
+      </w:pPr>
+      <w:r>
+        <w:t>What I repaired, the evidence I kept and the next test</w:t>
+      </w:r>
+    </w:p>
+    <w:p>
       <w:r>
         <w:t>________________________________________________________________</w:t>
+      </w:r>
+    </w:p>
+    <w:p>
+      <w:r>
+        <w:t>________________________________________________________________</w:t>
+      </w:r>
+    </w:p>
+    <w:p>
+      <w:r>
+        <w:t>________________________________________________________________</w:t>
+      </w:r>
+    </w:p>
+    <w:p>
+      <w:r>
+        <w:t>________________________________________________________________</w:t>
+      </w:r>
+    </w:p>
+    <w:p>
+      <w:r>
+        <w:t>________________________________________________________________</w:t>
+      </w:r>
+    </w:p>
+    <w:p>
+      <w:pPr>
+        <w:pStyle w:val="Heading1"/>
+      </w:pPr>
+      <w:r>
+        <w:t>15. Visual concept journey</w:t>
+      </w:r>
+    </w:p>
+    <w:p>
+      <w:r>
+        <w:t>Explain each External side effects and recovery picture from its labels, then record a relevant limit.</w:t>
+      </w:r>
+    </w:p>
+    <w:p>
+      <w:pPr>
+        <w:pStyle w:val="Heading3"/>
+      </w:pPr>
+      <w:r>
+        <w:t>01. External side effects and recovery: the case</w:t>
+      </w:r>
+    </w:p>
+    <w:p>
+      <w:r>
+        <w:drawing>
+          <wp:inline xmlns:a="http://schemas.openxmlformats.org/drawingml/2006/main" xmlns:pic="http://schemas.openxmlformats.org/drawingml/2006/picture">
+            <wp:extent cx="5486400" cy="2834640"/>
+            <wp:docPr id="2" name="Picture 2" descr="Recover an uncertain print job. A badge printer loses its reply after receiving a print request. Supplied facts: Job key J6 identifies one badge. The printer supports status lookup by key; missing acknowledgement leaves outcome unknown."/>
+            <wp:cNvGraphicFramePr>
+              <a:graphicFrameLocks noChangeAspect="1"/>
+            </wp:cNvGraphicFramePr>
+            <a:graphic>
+              <a:graphicData uri="http://schemas.openxmlformats.org/drawingml/2006/picture">
+                <pic:pic>
+                  <pic:nvPicPr>
+                    <pic:cNvPr id="0" name="academy-story-ai-6-17-01.png"/>
+                    <pic:cNvPicPr/>
+                  </pic:nvPicPr>
+                  <pic:blipFill>
+                    <a:blip r:embed="rId10"/>
+                    <a:stretch>
+                      <a:fillRect/>
+                    </a:stretch>
+                  </pic:blipFill>
+                  <pic:spPr>
+                    <a:xfrm>
+                      <a:off x="0" y="0"/>
+                      <a:ext cx="5486400" cy="2834640"/>
+                    </a:xfrm>
+                    <a:prstGeom prst="rect"/>
+                  </pic:spPr>
+                </pic:pic>
+              </a:graphicData>
+            </a:graphic>
+          </wp:inline>
+        </w:drawing>
+      </w:r>
+    </w:p>
+    <w:p>
+      <w:pPr>
+        <w:spacing w:line="336" w:lineRule="auto" w:after="180"/>
+      </w:pPr>
+      <w:r>
+        <w:rPr>
+          <w:b w:val="0"/>
+        </w:rPr>
+        <w:t>Recover an uncertain print job. A badge printer loses its reply after receiving a print request. Supplied facts: Job key J6 identifies one badge.</w:t>
+      </w:r>
+    </w:p>
+    <w:p>
+      <w:pPr>
+        <w:spacing w:line="336" w:lineRule="auto" w:after="180"/>
+      </w:pPr>
+      <w:r>
+        <w:rPr>
+          <w:b w:val="0"/>
+        </w:rPr>
+        <w:t xml:space="preserve">The printer supports status lookup by key; missing </w:t>
+      </w:r>
+      <w:r>
+        <w:rPr>
+          <w:b/>
+        </w:rPr>
+        <w:t>acknowledgement</w:t>
+      </w:r>
+      <w:r>
+        <w:rPr>
+          <w:b w:val="0"/>
+        </w:rPr>
+        <w:t xml:space="preserve"> leaves outcome unknown.</w:t>
+      </w:r>
+    </w:p>
+    <w:p>
+      <w:pPr>
+        <w:spacing w:line="336" w:lineRule="auto" w:after="180"/>
+        <w:shd w:fill="F5F1FB"/>
+      </w:pPr>
+      <w:r>
+        <w:rPr>
+          <w:b w:val="0"/>
+        </w:rPr>
+        <w:t>Point to the given fact that matters most. Explain why it matters.</w:t>
+      </w:r>
+    </w:p>
+    <w:p>
+      <w:pPr>
+        <w:pStyle w:val="Heading3"/>
+      </w:pPr>
+      <w:r>
+        <w:t>My picture explanation, deciding evidence and one limit</w:t>
+      </w:r>
+    </w:p>
+    <w:p>
+      <w:r>
+        <w:t>________________________________________________________________</w:t>
+      </w:r>
+    </w:p>
+    <w:p>
+      <w:r>
+        <w:t>________________________________________________________________</w:t>
+      </w:r>
+    </w:p>
+    <w:p>
+      <w:r>
+        <w:t>________________________________________________________________</w:t>
+      </w:r>
+    </w:p>
+    <w:p>
+      <w:r>
+        <w:t>________________________________________________________________</w:t>
+      </w:r>
+    </w:p>
+    <w:p>
+      <w:pPr>
+        <w:pStyle w:val="Heading3"/>
+      </w:pPr>
+      <w:r>
+        <w:t>02. Follow the deciding steps</w:t>
+      </w:r>
+    </w:p>
+    <w:p>
+      <w:r>
+        <w:drawing>
+          <wp:inline xmlns:a="http://schemas.openxmlformats.org/drawingml/2006/main" xmlns:pic="http://schemas.openxmlformats.org/drawingml/2006/picture">
+            <wp:extent cx="5486400" cy="3182112"/>
+            <wp:docPr id="3" name="Picture 3" descr="Record uncertainty: Sending occurred, but printing completion is not yet known. → Query J6: Ask for the existing job’s recorded state. → Recover from status: If complete, return that result without issuing another print job."/>
+            <wp:cNvGraphicFramePr>
+              <a:graphicFrameLocks noChangeAspect="1"/>
+            </wp:cNvGraphicFramePr>
+            <a:graphic>
+              <a:graphicData uri="http://schemas.openxmlformats.org/drawingml/2006/picture">
+                <pic:pic>
+                  <pic:nvPicPr>
+                    <pic:cNvPr id="0" name="academy-story-ai-6-17-02.png"/>
+                    <pic:cNvPicPr/>
+                  </pic:nvPicPr>
+                  <pic:blipFill>
+                    <a:blip r:embed="rId11"/>
+                    <a:stretch>
+                      <a:fillRect/>
+                    </a:stretch>
+                  </pic:blipFill>
+                  <pic:spPr>
+                    <a:xfrm>
+                      <a:off x="0" y="0"/>
+                      <a:ext cx="5486400" cy="3182112"/>
+                    </a:xfrm>
+                    <a:prstGeom prst="rect"/>
+                  </pic:spPr>
+                </pic:pic>
+              </a:graphicData>
+            </a:graphic>
+          </wp:inline>
+        </w:drawing>
+      </w:r>
+    </w:p>
+    <w:p>
+      <w:pPr>
+        <w:spacing w:line="336" w:lineRule="auto" w:after="180"/>
+      </w:pPr>
+      <w:r>
+        <w:rPr>
+          <w:b w:val="0"/>
+        </w:rPr>
+        <w:t>Record uncertainty: Sending occurred, but printing completion is not yet known. → Query J6: Ask for the existing job’s recorded state. → Recover from status: If complete, return that result without issuing another print job.</w:t>
+      </w:r>
+    </w:p>
+    <w:p>
+      <w:pPr>
+        <w:spacing w:line="336" w:lineRule="auto" w:after="180"/>
+        <w:shd w:fill="F5F1FB"/>
+      </w:pPr>
+      <w:r>
+        <w:rPr>
+          <w:b w:val="0"/>
+        </w:rPr>
+        <w:t xml:space="preserve">Point to each numbered stage and explain which recorded </w:t>
+      </w:r>
+      <w:r>
+        <w:rPr>
+          <w:b/>
+        </w:rPr>
+        <w:t>input</w:t>
+      </w:r>
+      <w:r>
+        <w:rPr>
+          <w:b w:val="0"/>
+        </w:rPr>
+        <w:t xml:space="preserve"> it uses.</w:t>
+      </w:r>
+    </w:p>
+    <w:p>
+      <w:pPr>
+        <w:pStyle w:val="Heading3"/>
+      </w:pPr>
+      <w:r>
+        <w:t>My picture explanation, deciding evidence and one limit</w:t>
+      </w:r>
+    </w:p>
+    <w:p>
+      <w:r>
+        <w:t>________________________________________________________________</w:t>
+      </w:r>
+    </w:p>
+    <w:p>
+      <w:r>
+        <w:t>________________________________________________________________</w:t>
+      </w:r>
+    </w:p>
+    <w:p>
+      <w:r>
+        <w:t>________________________________________________________________</w:t>
+      </w:r>
+    </w:p>
+    <w:p>
+      <w:r>
+        <w:t>________________________________________________________________</w:t>
+      </w:r>
+    </w:p>
+    <w:p>
+      <w:pPr>
+        <w:pStyle w:val="Heading3"/>
+      </w:pPr>
+      <w:r>
+        <w:t>03. External side effects and recovery — evidence trace</w:t>
+      </w:r>
+    </w:p>
+    <w:p>
+      <w:r>
+        <w:drawing>
+          <wp:inline xmlns:a="http://schemas.openxmlformats.org/drawingml/2006/main" xmlns:pic="http://schemas.openxmlformats.org/drawingml/2006/picture">
+            <wp:extent cx="5486400" cy="3297936"/>
+            <wp:docPr id="4" name="Picture 4" descr="External side effects and recovery — evidence trace. A booking is committed in storage, but response delivery times out. Caller asks to repeat. | The mock ledger records prepared, committed or unknown per operation ID. Retry a committed operation by returning its result; reconcile unknown status instead of assuming failure. Preserve compensation as a separate authorised action. | Lookup the operation ID and return the committed booking; do not create a second booking. A lost acknowledgement does not undo the effect."/>
+            <wp:cNvGraphicFramePr>
+              <a:graphicFrameLocks noChangeAspect="1"/>
+            </wp:cNvGraphicFramePr>
+            <a:graphic>
+              <a:graphicData uri="http://schemas.openxmlformats.org/drawingml/2006/picture">
+                <pic:pic>
+                  <pic:nvPicPr>
+                    <pic:cNvPr id="0" name="academy-story-ai-6-17-03.png"/>
+                    <pic:cNvPicPr/>
+                  </pic:nvPicPr>
+                  <pic:blipFill>
+                    <a:blip r:embed="rId12"/>
+                    <a:stretch>
+                      <a:fillRect/>
+                    </a:stretch>
+                  </pic:blipFill>
+                  <pic:spPr>
+                    <a:xfrm>
+                      <a:off x="0" y="0"/>
+                      <a:ext cx="5486400" cy="3297936"/>
+                    </a:xfrm>
+                    <a:prstGeom prst="rect"/>
+                  </pic:spPr>
+                </pic:pic>
+              </a:graphicData>
+            </a:graphic>
+          </wp:inline>
+        </w:drawing>
+      </w:r>
+    </w:p>
+    <w:p>
+      <w:pPr>
+        <w:spacing w:line="336" w:lineRule="auto" w:after="180"/>
+      </w:pPr>
+      <w:r>
+        <w:rPr>
+          <w:b w:val="0"/>
+        </w:rPr>
+        <w:t xml:space="preserve">External side effects and recovery — </w:t>
+      </w:r>
+      <w:r>
+        <w:rPr>
+          <w:b/>
+        </w:rPr>
+        <w:t>evidence</w:t>
+      </w:r>
+      <w:r>
+        <w:rPr>
+          <w:b w:val="0"/>
+        </w:rPr>
+        <w:t xml:space="preserve"> trace. A booking is committed in storage, but response delivery times out. Caller asks to repeat. | The mock ledger records prepared, committed or unknown per operation ID.</w:t>
+      </w:r>
+    </w:p>
+    <w:p>
+      <w:pPr>
+        <w:spacing w:line="336" w:lineRule="auto" w:after="180"/>
+      </w:pPr>
+      <w:r>
+        <w:rPr>
+          <w:b w:val="0"/>
+        </w:rPr>
+        <w:t>Retry a committed operation by returning its result; reconcile unknown status instead of assuming failure.</w:t>
+      </w:r>
+    </w:p>
+    <w:p>
+      <w:pPr>
+        <w:spacing w:line="336" w:lineRule="auto" w:after="180"/>
+      </w:pPr>
+      <w:r>
+        <w:rPr>
+          <w:b w:val="0"/>
+        </w:rPr>
+        <w:t xml:space="preserve">Preserve </w:t>
+      </w:r>
+      <w:r>
+        <w:rPr>
+          <w:b/>
+        </w:rPr>
+        <w:t>compensation</w:t>
+      </w:r>
+      <w:r>
+        <w:rPr>
+          <w:b w:val="0"/>
+        </w:rPr>
+        <w:t xml:space="preserve"> as a separate authorised action. | Lookup the operation ID and return the committed booking; do not create a second booking. A lost </w:t>
+      </w:r>
+      <w:r>
+        <w:rPr>
+          <w:b/>
+        </w:rPr>
+        <w:t>acknowledgement</w:t>
+      </w:r>
+      <w:r>
+        <w:rPr>
+          <w:b w:val="0"/>
+        </w:rPr>
+        <w:t xml:space="preserve"> does not undo the effect.</w:t>
+      </w:r>
+    </w:p>
+    <w:p>
+      <w:pPr>
+        <w:spacing w:line="336" w:lineRule="auto" w:after="180"/>
+        <w:shd w:fill="F5F1FB"/>
+      </w:pPr>
+      <w:r>
+        <w:rPr>
+          <w:b w:val="0"/>
+        </w:rPr>
+        <w:t>Read the labels and values. Explain the relationship the model shows.</w:t>
+      </w:r>
+    </w:p>
+    <w:p>
+      <w:pPr>
+        <w:pStyle w:val="Heading3"/>
+      </w:pPr>
+      <w:r>
+        <w:t>My picture explanation, deciding evidence and one limit</w:t>
+      </w:r>
+    </w:p>
+    <w:p>
+      <w:r>
+        <w:t>________________________________________________________________</w:t>
+      </w:r>
+    </w:p>
+    <w:p>
+      <w:r>
+        <w:t>________________________________________________________________</w:t>
+      </w:r>
+    </w:p>
+    <w:p>
+      <w:r>
+        <w:t>________________________________________________________________</w:t>
+      </w:r>
+    </w:p>
+    <w:p>
+      <w:r>
+        <w:t>________________________________________________________________</w:t>
+      </w:r>
+    </w:p>
+    <w:p>
+      <w:pPr>
+        <w:pStyle w:val="Heading3"/>
+      </w:pPr>
+      <w:r>
+        <w:t>04. Change one thing. Trace what follows.</w:t>
+      </w:r>
+    </w:p>
+    <w:p>
+      <w:r>
+        <w:drawing>
+          <wp:inline xmlns:a="http://schemas.openxmlformats.org/drawingml/2006/main" xmlns:pic="http://schemas.openxmlformats.org/drawingml/2006/picture">
+            <wp:extent cx="5486400" cy="3026664"/>
+            <wp:docPr id="5" name="Picture 5" descr="Original case: If complete, return that result without issuing another print job. Changed condition: Status reliably reports J6 absent. Expected result: A policy-approved resend using the same deduplication key may be considered. Reason: Confirmed absence supplies different evidence from silence."/>
+            <wp:cNvGraphicFramePr>
+              <a:graphicFrameLocks noChangeAspect="1"/>
+            </wp:cNvGraphicFramePr>
+            <a:graphic>
+              <a:graphicData uri="http://schemas.openxmlformats.org/drawingml/2006/picture">
+                <pic:pic>
+                  <pic:nvPicPr>
+                    <pic:cNvPr id="0" name="academy-story-ai-6-17-04.png"/>
+                    <pic:cNvPicPr/>
+                  </pic:nvPicPr>
+                  <pic:blipFill>
+                    <a:blip r:embed="rId13"/>
+                    <a:stretch>
+                      <a:fillRect/>
+                    </a:stretch>
+                  </pic:blipFill>
+                  <pic:spPr>
+                    <a:xfrm>
+                      <a:off x="0" y="0"/>
+                      <a:ext cx="5486400" cy="3026664"/>
+                    </a:xfrm>
+                    <a:prstGeom prst="rect"/>
+                  </pic:spPr>
+                </pic:pic>
+              </a:graphicData>
+            </a:graphic>
+          </wp:inline>
+        </w:drawing>
+      </w:r>
+    </w:p>
+    <w:p>
+      <w:pPr>
+        <w:spacing w:line="336" w:lineRule="auto" w:after="180"/>
+      </w:pPr>
+      <w:r>
+        <w:rPr>
+          <w:b w:val="0"/>
+        </w:rPr>
+        <w:t>Original case: If complete, return that result without issuing another print job. Changed condition: Status reliably reports J6 absent.</w:t>
+      </w:r>
+    </w:p>
+    <w:p>
+      <w:pPr>
+        <w:spacing w:line="336" w:lineRule="auto" w:after="180"/>
+      </w:pPr>
+      <w:r>
+        <w:rPr>
+          <w:b w:val="0"/>
+        </w:rPr>
+        <w:t xml:space="preserve">Expected result: A policy-approved resend using the same deduplication key may be considered. Reason: Confirmed absence supplies different </w:t>
+      </w:r>
+      <w:r>
+        <w:rPr>
+          <w:b/>
+        </w:rPr>
+        <w:t>evidence</w:t>
+      </w:r>
+      <w:r>
+        <w:rPr>
+          <w:b w:val="0"/>
+        </w:rPr>
+        <w:t xml:space="preserve"> from silence.</w:t>
+      </w:r>
+    </w:p>
+    <w:p>
+      <w:pPr>
+        <w:spacing w:line="336" w:lineRule="auto" w:after="180"/>
+        <w:shd w:fill="F5F1FB"/>
+      </w:pPr>
+      <w:r>
+        <w:rPr>
+          <w:b w:val="0"/>
+        </w:rPr>
+        <w:t>Predict before checking the worked changed-case result. Name what changed and what the supplied facts allow you to conclude.</w:t>
+      </w:r>
+    </w:p>
+    <w:p>
+      <w:pPr>
+        <w:pStyle w:val="Heading3"/>
+      </w:pPr>
+      <w:r>
+        <w:t>My picture explanation, deciding evidence and one limit</w:t>
+      </w:r>
+    </w:p>
+    <w:p>
+      <w:r>
+        <w:t>________________________________________________________________</w:t>
+      </w:r>
+    </w:p>
+    <w:p>
+      <w:r>
+        <w:t>________________________________________________________________</w:t>
+      </w:r>
+    </w:p>
+    <w:p>
+      <w:r>
+        <w:t>________________________________________________________________</w:t>
+      </w:r>
+    </w:p>
+    <w:p>
+      <w:r>
+        <w:t>________________________________________________________________</w:t>
+      </w:r>
+    </w:p>
+    <w:p>
+      <w:pPr>
+        <w:pStyle w:val="Heading3"/>
+      </w:pPr>
+      <w:r>
+        <w:t>05. Connect the explanation to its limit</w:t>
+      </w:r>
+    </w:p>
+    <w:p>
+      <w:r>
+        <w:drawing>
+          <wp:inline xmlns:a="http://schemas.openxmlformats.org/drawingml/2006/main" xmlns:pic="http://schemas.openxmlformats.org/drawingml/2006/picture">
+            <wp:extent cx="5486400" cy="2834640"/>
+            <wp:docPr id="6" name="Picture 6" descr="A lost response does not show whether an external effect occurred. Recovery distinguishes unknown outcome from a confirmed failed action. Limit: Without reliable status or deduplication, escalate uncertainty rather than claiming one and only one print."/>
+            <wp:cNvGraphicFramePr>
+              <a:graphicFrameLocks noChangeAspect="1"/>
+            </wp:cNvGraphicFramePr>
+            <a:graphic>
+              <a:graphicData uri="http://schemas.openxmlformats.org/drawingml/2006/picture">
+                <pic:pic>
+                  <pic:nvPicPr>
+                    <pic:cNvPr id="0" name="academy-story-ai-6-17-05.png"/>
+                    <pic:cNvPicPr/>
+                  </pic:nvPicPr>
+                  <pic:blipFill>
+                    <a:blip r:embed="rId14"/>
+                    <a:stretch>
+                      <a:fillRect/>
+                    </a:stretch>
+                  </pic:blipFill>
+                  <pic:spPr>
+                    <a:xfrm>
+                      <a:off x="0" y="0"/>
+                      <a:ext cx="5486400" cy="2834640"/>
+                    </a:xfrm>
+                    <a:prstGeom prst="rect"/>
+                  </pic:spPr>
+                </pic:pic>
+              </a:graphicData>
+            </a:graphic>
+          </wp:inline>
+        </w:drawing>
+      </w:r>
+    </w:p>
+    <w:p>
+      <w:pPr>
+        <w:spacing w:line="336" w:lineRule="auto" w:after="180"/>
+      </w:pPr>
+      <w:r>
+        <w:rPr>
+          <w:b w:val="0"/>
+        </w:rPr>
+        <w:t>A lost response does not show whether an external effect occurred. Recovery distinguishes unknown outcome from a confirmed failed action.</w:t>
+      </w:r>
+    </w:p>
+    <w:p>
+      <w:pPr>
+        <w:spacing w:line="336" w:lineRule="auto" w:after="180"/>
+      </w:pPr>
+      <w:r>
+        <w:rPr>
+          <w:b w:val="0"/>
+        </w:rPr>
+        <w:t>Limit: Without reliable status or deduplication, escalate uncertainty rather than claiming one and only one print.</w:t>
+      </w:r>
+    </w:p>
+    <w:p>
+      <w:pPr>
+        <w:spacing w:line="336" w:lineRule="auto" w:after="180"/>
+        <w:shd w:fill="F5F1FB"/>
+      </w:pPr>
+      <w:r>
+        <w:rPr>
+          <w:b w:val="0"/>
+        </w:rPr>
+        <w:t>Explain the case, then point to a limit on the claim.</w:t>
+      </w:r>
+    </w:p>
+    <w:p>
+      <w:pPr>
+        <w:pStyle w:val="Heading3"/>
+      </w:pPr>
+      <w:r>
+        <w:t>My picture explanation, deciding evidence and one limit</w:t>
+      </w:r>
+    </w:p>
+    <w:p>
+      <w:r>
+        <w:t>________________________________________________________________</w:t>
+      </w:r>
+    </w:p>
+    <w:p>
+      <w:r>
+        <w:t>________________________________________________________________</w:t>
+      </w:r>
+    </w:p>
+    <w:p>
+      <w:r>
+        <w:t>________________________________________________________________</w:t>
+      </w:r>
+    </w:p>
+    <w:p>
+      <w:r>
+        <w:t>________________________________________________________________</w:t>
+      </w:r>
+    </w:p>
+    <w:p>
+      <w:pPr>
+        <w:pStyle w:val="Heading3"/>
+      </w:pPr>
+      <w:r>
+        <w:t>06. Make the idea visible in your project</w:t>
+      </w:r>
+    </w:p>
+    <w:p>
+      <w:r>
+        <w:drawing>
+          <wp:inline xmlns:a="http://schemas.openxmlformats.org/drawingml/2006/main" xmlns:pic="http://schemas.openxmlformats.org/drawingml/2006/picture">
+            <wp:extent cx="5486400" cy="3529584"/>
+            <wp:docPr id="7" name="Picture 7" descr="For the Grounded Learning Service, retain an annotated trace and the changed-case result. Name the contract or evidence that makes the deciding step valid, so another team can review it. Draw your input, deciding step, result and limit. Supported question: Distinguish a missing printer acknowledgement from confirmed failure. What should happen if J6 is complete, and what evidence changes when J6 is reliably reported absent?"/>
+            <wp:cNvGraphicFramePr>
+              <a:graphicFrameLocks noChangeAspect="1"/>
+            </wp:cNvGraphicFramePr>
+            <a:graphic>
+              <a:graphicData uri="http://schemas.openxmlformats.org/drawingml/2006/picture">
+                <pic:pic>
+                  <pic:nvPicPr>
+                    <pic:cNvPr id="0" name="academy-story-ai-6-17-06.png"/>
+                    <pic:cNvPicPr/>
+                  </pic:nvPicPr>
+                  <pic:blipFill>
+                    <a:blip r:embed="rId15"/>
+                    <a:stretch>
+                      <a:fillRect/>
+                    </a:stretch>
+                  </pic:blipFill>
+                  <pic:spPr>
+                    <a:xfrm>
+                      <a:off x="0" y="0"/>
+                      <a:ext cx="5486400" cy="3529584"/>
+                    </a:xfrm>
+                    <a:prstGeom prst="rect"/>
+                  </pic:spPr>
+                </pic:pic>
+              </a:graphicData>
+            </a:graphic>
+          </wp:inline>
+        </w:drawing>
+      </w:r>
+    </w:p>
+    <w:p>
+      <w:pPr>
+        <w:spacing w:line="336" w:lineRule="auto" w:after="180"/>
+      </w:pPr>
+      <w:r>
+        <w:rPr>
+          <w:b w:val="0"/>
+        </w:rPr>
+        <w:t xml:space="preserve">For the Grounded Learning Service, retain an annotated trace and the changed-case result. Name the contract or </w:t>
+      </w:r>
+      <w:r>
+        <w:rPr>
+          <w:b/>
+        </w:rPr>
+        <w:t>evidence</w:t>
+      </w:r>
+      <w:r>
+        <w:rPr>
+          <w:b w:val="0"/>
+        </w:rPr>
+        <w:t xml:space="preserve"> that makes the deciding step valid, so another team can review it.</w:t>
+      </w:r>
+    </w:p>
+    <w:p>
+      <w:pPr>
+        <w:spacing w:line="336" w:lineRule="auto" w:after="180"/>
+      </w:pPr>
+      <w:r>
+        <w:rPr>
+          <w:b w:val="0"/>
+        </w:rPr>
+        <w:t xml:space="preserve">Draw your </w:t>
+      </w:r>
+      <w:r>
+        <w:rPr>
+          <w:b/>
+        </w:rPr>
+        <w:t>input</w:t>
+      </w:r>
+      <w:r>
+        <w:rPr>
+          <w:b w:val="0"/>
+        </w:rPr>
+        <w:t xml:space="preserve">, deciding step, result and limit. Supported question: Distinguish a missing printer </w:t>
+      </w:r>
+      <w:r>
+        <w:rPr>
+          <w:b/>
+        </w:rPr>
+        <w:t>acknowledgement</w:t>
+      </w:r>
+      <w:r>
+        <w:rPr>
+          <w:b w:val="0"/>
+        </w:rPr>
+        <w:t xml:space="preserve"> from confirmed failure.</w:t>
+      </w:r>
+    </w:p>
+    <w:p>
+      <w:pPr>
+        <w:spacing w:line="336" w:lineRule="auto" w:after="180"/>
+      </w:pPr>
+      <w:r>
+        <w:rPr>
+          <w:b w:val="0"/>
+        </w:rPr>
+        <w:t xml:space="preserve">What should happen if J6 is complete, and what </w:t>
+      </w:r>
+      <w:r>
+        <w:rPr>
+          <w:b/>
+        </w:rPr>
+        <w:t>evidence</w:t>
+      </w:r>
+      <w:r>
+        <w:rPr>
+          <w:b w:val="0"/>
+        </w:rPr>
+        <w:t xml:space="preserve"> changes when J6 is reliably reported absent?</w:t>
+      </w:r>
+    </w:p>
+    <w:p>
+      <w:pPr>
+        <w:spacing w:line="336" w:lineRule="auto" w:after="180"/>
+        <w:shd w:fill="F5F1FB"/>
+      </w:pPr>
+      <w:r>
+        <w:rPr>
+          <w:b w:val="0"/>
+        </w:rPr>
+        <w:t xml:space="preserve">Draw your project trace and justify the deciding step using </w:t>
+      </w:r>
+      <w:r>
+        <w:rPr>
+          <w:b/>
+        </w:rPr>
+        <w:t>evidence</w:t>
+      </w:r>
+      <w:r>
+        <w:rPr>
+          <w:b w:val="0"/>
+        </w:rPr>
+        <w:t>.</w:t>
+      </w:r>
+    </w:p>
+    <w:p>
+      <w:pPr>
+        <w:pStyle w:val="Heading3"/>
+      </w:pPr>
+      <w:r>
+        <w:t>My picture explanation, deciding evidence and one limit</w:t>
       </w:r>
     </w:p>
     <w:p>

--- a/downloads/workbook/ai-6-week-17.docx
+++ b/downloads/workbook/ai-6-week-17.docx
@@ -168,6 +168,83 @@
     <w:p>
       <w:r>
         <w:t>________________________________________________________________</w:t>
+      </w:r>
+    </w:p>
+    <w:p>
+      <w:pPr>
+        <w:pStyle w:val="Heading3"/>
+      </w:pPr>
+      <w:r>
+        <w:t>Lesson reference for workbook practice</w:t>
+      </w:r>
+    </w:p>
+    <w:p>
+      <w:pPr>
+        <w:spacing w:line="336" w:lineRule="auto" w:after="180"/>
+        <w:shd w:fill="F1F6F8"/>
+      </w:pPr>
+      <w:r>
+        <w:rPr>
+          <w:b w:val="0"/>
+        </w:rPr>
+        <w:t>Use this reference for the original W1–W3 and W5 exercises. The separately named independent case supplies its own changed facts; use those facts for that attempt before feedback.</w:t>
+      </w:r>
+    </w:p>
+    <w:p>
+      <w:pPr>
+        <w:spacing w:line="336" w:lineRule="auto" w:after="180"/>
+      </w:pPr>
+      <w:r>
+        <w:rPr>
+          <w:b w:val="0"/>
+        </w:rPr>
+        <w:t xml:space="preserve">External effects can succeed while their </w:t>
+      </w:r>
+      <w:r>
+        <w:rPr>
+          <w:b/>
+        </w:rPr>
+        <w:t>acknowledgement</w:t>
+      </w:r>
+      <w:r>
+        <w:rPr>
+          <w:b w:val="0"/>
+        </w:rPr>
+        <w:t xml:space="preserve"> is lost. Recovery must inspect committed state before repeating the operation.</w:t>
+      </w:r>
+    </w:p>
+    <w:p>
+      <w:pPr>
+        <w:spacing w:line="336" w:lineRule="auto" w:after="180"/>
+      </w:pPr>
+      <w:r>
+        <w:rPr>
+          <w:b w:val="0"/>
+        </w:rPr>
+        <w:t>The mock ledger records prepared, committed or unknown per operation ID. Retry a committed operation by returning its result; reconcile unknown status instead of assuming failure.</w:t>
+      </w:r>
+    </w:p>
+    <w:p>
+      <w:pPr>
+        <w:spacing w:line="336" w:lineRule="auto" w:after="180"/>
+      </w:pPr>
+      <w:r>
+        <w:rPr>
+          <w:b w:val="0"/>
+        </w:rPr>
+        <w:t xml:space="preserve">Preserve </w:t>
+      </w:r>
+      <w:r>
+        <w:rPr>
+          <w:b/>
+        </w:rPr>
+        <w:t>compensation</w:t>
+      </w:r>
+      <w:r>
+        <w:rPr>
+          <w:b w:val="0"/>
+        </w:rPr>
+        <w:t xml:space="preserve"> as a separate authorised action.</w:t>
       </w:r>
     </w:p>
     <w:p>

--- a/downloads/workbook/ai-6-week-17.docx
+++ b/downloads/workbook/ai-6-week-17.docx
@@ -25,22 +25,45 @@
         <w:pStyle w:val="Heading1"/>
       </w:pPr>
       <w:r>
-        <w:t>01. Recall and choose your starting point</w:t>
-      </w:r>
-    </w:p>
-    <w:p>
-      <w:r>
-        <w:t>Record your starting explanation for External side effects and recovery before opening notes. Show any later correction separately.</w:t>
-      </w:r>
-    </w:p>
-    <w:p>
-      <w:pPr>
-        <w:spacing w:line="336" w:lineRule="auto" w:after="180"/>
-      </w:pPr>
-      <w:r>
-        <w:rPr>
-          <w:b w:val="0"/>
-        </w:rPr>
+        <w:t>One complete external-effect recovery decision record.</w:t>
+      </w:r>
+    </w:p>
+    <w:p>
+      <w:r>
+        <w:t>Keep stable identity, status evidence, uncertainty, read permission, resend conditions and separate compensation authority together.</w:t>
+      </w:r>
+    </w:p>
+    <w:p>
+      <w:r>
+        <w:t>Recall → W1–W3/W5 → independent uncertainty case → project recovery record → delayed return.</w:t>
+      </w:r>
+    </w:p>
+    <w:p>
+      <w:pPr>
+        <w:pStyle w:val="Heading1"/>
+      </w:pPr>
+      <w:r>
+        <w:t>01. Recall · Retrieve before notes</w:t>
+      </w:r>
+    </w:p>
+    <w:p>
+      <w:r>
+        <w:t>Keep this task’s inputs,rule and response together.</w:t>
+      </w:r>
+    </w:p>
+    <w:p>
+      <w:pPr>
+        <w:pStyle w:val="Heading2"/>
+      </w:pPr>
+      <w:r>
+        <w:t>Complete task and evidence</w:t>
+      </w:r>
+    </w:p>
+    <w:p>
+      <w:pPr>
+        <w:pStyle w:val="ListBullet"/>
+      </w:pPr>
+      <w:r>
         <w:t>Try the recall before opening notes. Then use a different colour or a labelled second line to correct your explanation.</w:t>
       </w:r>
     </w:p>
@@ -54,12 +77,9 @@
     </w:p>
     <w:p>
       <w:pPr>
-        <w:spacing w:line="336" w:lineRule="auto" w:after="180"/>
-      </w:pPr>
-      <w:r>
-        <w:rPr>
-          <w:b w:val="0"/>
-        </w:rPr>
+        <w:pStyle w:val="ListBullet"/>
+      </w:pPr>
+      <w:r>
         <w:t>Without opening the old lesson, explain one key idea from Timeouts retries and cancellation. Give an example and a mistake that the idea helps you avoid.</w:t>
       </w:r>
     </w:p>
@@ -96,12 +116,9 @@
     </w:p>
     <w:p>
       <w:pPr>
-        <w:spacing w:line="336" w:lineRule="auto" w:after="180"/>
-      </w:pPr>
-      <w:r>
-        <w:rPr>
-          <w:b w:val="0"/>
-        </w:rPr>
+        <w:pStyle w:val="ListBullet"/>
+      </w:pPr>
+      <w:r>
         <w:t>Without opening the old lesson, explain one key idea from Planning and action selection. Give an example and a mistake that the idea helps you avoid.</w:t>
       </w:r>
     </w:p>
@@ -138,12 +155,9 @@
     </w:p>
     <w:p>
       <w:pPr>
-        <w:spacing w:line="336" w:lineRule="auto" w:after="180"/>
-      </w:pPr>
-      <w:r>
-        <w:rPr>
-          <w:b w:val="0"/>
-        </w:rPr>
+        <w:pStyle w:val="ListBullet"/>
+      </w:pPr>
+      <w:r>
         <w:t>Without opening the old lesson, explain one key idea from Failure budgets and service objectives. Give an example and a mistake that the idea helps you avoid.</w:t>
       </w:r>
     </w:p>
@@ -180,71 +194,26 @@
     </w:p>
     <w:p>
       <w:pPr>
-        <w:spacing w:line="336" w:lineRule="auto" w:after="180"/>
-        <w:shd w:fill="F1F6F8"/>
-      </w:pPr>
-      <w:r>
-        <w:rPr>
-          <w:b w:val="0"/>
-        </w:rPr>
+        <w:pStyle w:val="ListBullet"/>
+      </w:pPr>
+      <w:r>
         <w:t>Use this reference for the original W1–W3 and W5 exercises. The separately named independent case supplies its own changed facts; use those facts for that attempt before feedback.</w:t>
       </w:r>
     </w:p>
     <w:p>
       <w:pPr>
-        <w:spacing w:line="336" w:lineRule="auto" w:after="180"/>
-      </w:pPr>
-      <w:r>
-        <w:rPr>
-          <w:b w:val="0"/>
-        </w:rPr>
-        <w:t xml:space="preserve">External effects can succeed while their </w:t>
-      </w:r>
-      <w:r>
-        <w:rPr>
-          <w:b/>
-        </w:rPr>
-        <w:t>acknowledgement</w:t>
-      </w:r>
-      <w:r>
-        <w:rPr>
-          <w:b w:val="0"/>
-        </w:rPr>
-        <w:t xml:space="preserve"> is lost. Recovery must inspect committed state before repeating the operation.</w:t>
-      </w:r>
-    </w:p>
-    <w:p>
-      <w:pPr>
-        <w:spacing w:line="336" w:lineRule="auto" w:after="180"/>
-      </w:pPr>
-      <w:r>
-        <w:rPr>
-          <w:b w:val="0"/>
-        </w:rPr>
-        <w:t>The mock ledger records prepared, committed or unknown per operation ID. Retry a committed operation by returning its result; reconcile unknown status instead of assuming failure.</w:t>
-      </w:r>
-    </w:p>
-    <w:p>
-      <w:pPr>
-        <w:spacing w:line="336" w:lineRule="auto" w:after="180"/>
-      </w:pPr>
-      <w:r>
-        <w:rPr>
-          <w:b w:val="0"/>
-        </w:rPr>
-        <w:t xml:space="preserve">Preserve </w:t>
-      </w:r>
-      <w:r>
-        <w:rPr>
-          <w:b/>
-        </w:rPr>
-        <w:t>compensation</w:t>
-      </w:r>
-      <w:r>
-        <w:rPr>
-          <w:b w:val="0"/>
-        </w:rPr>
-        <w:t xml:space="preserve"> as a separate authorised action.</w:t>
+        <w:pStyle w:val="ListBullet"/>
+      </w:pPr>
+      <w:r>
+        <w:t>External effects can succeed while their acknowledgement is lost. Recovery must inspect committed state before repeating the operation.</w:t>
+      </w:r>
+    </w:p>
+    <w:p>
+      <w:pPr>
+        <w:pStyle w:val="ListBullet"/>
+      </w:pPr>
+      <w:r>
+        <w:t>The mock ledger records prepared, committed or unknown per operation ID. Retry a committed operation by returning its result; reconcile unknown status instead of assuming failure. Preserve compensation as a separate authorised action.</w:t>
       </w:r>
     </w:p>
     <w:p>
@@ -252,123 +221,44 @@
         <w:pStyle w:val="Heading1"/>
       </w:pPr>
       <w:r>
-        <w:t>02. Practise with fading help</w:t>
-      </w:r>
-    </w:p>
-    <w:p>
-      <w:r>
-        <w:t>Complete the supported External side effects and recovery trace and record the first step you can explain without help.</w:t>
-      </w:r>
-    </w:p>
-    <w:p>
-      <w:pPr>
-        <w:spacing w:line="336" w:lineRule="auto" w:after="180"/>
-      </w:pPr>
-      <w:r>
-        <w:rPr>
-          <w:b w:val="0"/>
-        </w:rPr>
-        <w:t>Use W2: Trace the worked case for External side effects and recovery. Record the answer once; the lesson and workbook refer to the same attempt.</w:t>
-      </w:r>
-    </w:p>
-    <w:tbl>
-      <w:tblPr>
-        <w:tblStyle w:val="LightShading-Accent1"/>
-        <w:tblW w:type="auto" w:w="0"/>
-        <w:tblLook w:firstColumn="1" w:firstRow="1" w:lastColumn="0" w:lastRow="0" w:noHBand="0" w:noVBand="1" w:val="04A0"/>
-      </w:tblPr>
-      <w:tblGrid>
-        <w:gridCol w:w="2556"/>
-        <w:gridCol w:w="2556"/>
-        <w:gridCol w:w="2556"/>
-        <w:gridCol w:w="2556"/>
-      </w:tblGrid>
-      <w:tr>
-        <w:trPr>
-          <w:tblHeader/>
-        </w:trPr>
-        <w:tc>
-          <w:tcPr>
-            <w:tcW w:type="dxa" w:w="2556"/>
-          </w:tcPr>
-          <w:p>
-            <w:r>
-              <w:t>Given inputs</w:t>
-            </w:r>
-          </w:p>
-        </w:tc>
-        <w:tc>
-          <w:tcPr>
-            <w:tcW w:type="dxa" w:w="2556"/>
-          </w:tcPr>
-          <w:p>
-            <w:r>
-              <w:t>Procedure I chose</w:t>
-            </w:r>
-          </w:p>
-        </w:tc>
-        <w:tc>
-          <w:tcPr>
-            <w:tcW w:type="dxa" w:w="2556"/>
-          </w:tcPr>
-          <w:p>
-            <w:r>
-              <w:t>Middle steps</w:t>
-            </w:r>
-          </w:p>
-        </w:tc>
-        <w:tc>
-          <w:tcPr>
-            <w:tcW w:type="dxa" w:w="2556"/>
-          </w:tcPr>
-          <w:p>
-            <w:r>
-              <w:t>Result and check</w:t>
-            </w:r>
-          </w:p>
-        </w:tc>
-      </w:tr>
-      <w:tr>
-        <w:tc>
-          <w:tcPr>
-            <w:tcW w:type="dxa" w:w="2556"/>
-          </w:tcPr>
-          <w:p>
-            <w:r/>
-          </w:p>
-        </w:tc>
-        <w:tc>
-          <w:tcPr>
-            <w:tcW w:type="dxa" w:w="2556"/>
-          </w:tcPr>
-          <w:p>
-            <w:r/>
-          </w:p>
-        </w:tc>
-        <w:tc>
-          <w:tcPr>
-            <w:tcW w:type="dxa" w:w="2556"/>
-          </w:tcPr>
-          <w:p>
-            <w:r/>
-          </w:p>
-        </w:tc>
-        <w:tc>
-          <w:tcPr>
-            <w:tcW w:type="dxa" w:w="2556"/>
-          </w:tcPr>
-          <w:p>
-            <w:r/>
-          </w:p>
-        </w:tc>
-      </w:tr>
-    </w:tbl>
+        <w:t>05. W1 · Explain the current example</w:t>
+      </w:r>
+    </w:p>
+    <w:p>
+      <w:r>
+        <w:t>Keep this task’s inputs,rule and response together.</w:t>
+      </w:r>
+    </w:p>
+    <w:p>
+      <w:pPr>
+        <w:pStyle w:val="Heading2"/>
+      </w:pPr>
+      <w:r>
+        <w:t>Complete task and evidence</w:t>
+      </w:r>
+    </w:p>
+    <w:p>
+      <w:pPr>
+        <w:pStyle w:val="ListBullet"/>
+      </w:pPr>
+      <w:r>
+        <w:t>Main fixture BOOK-1 is reliably committed with existing booking result B1, but its acknowledgement was lost. Reconcile by original operation ID and return the existing result to an authorized caller; do not create a second effect. A prepared state is not confirmed failure. Unknown/unavailable or unreliable/mismatched status remains review/uncertainty. Separate printer J6 has an unknown outcome after a lost reply; reliable completion returns its existing result, while reliable absence changes evidence but does not itself grant resend permission. Only separately trusted same-key resend authority with required provider duplicate controls yields a candidate; no resend executes here. Compensation such as cancellation is another action with its own exact approval and new operation identity, preserving original history. The local helper assumes supplied authoritative/access flags and classroom approval equality, copies returned results and leaves original records unchanged. It performs no real status lookup, print, booking, transfer or durable/exactly-once recovery.</w:t>
+      </w:r>
+    </w:p>
+    <w:p>
+      <w:pPr>
+        <w:pStyle w:val="ListBullet"/>
+      </w:pPr>
+      <w:r>
+        <w:t>Explain the weekly mechanism in your own words. Use the worked scenario to name its input, decision rule and output.</w:t>
+      </w:r>
+    </w:p>
     <w:p>
       <w:pPr>
         <w:pStyle w:val="Heading3"/>
       </w:pPr>
       <w:r>
-        <w:t>The step I completed without help, and the hint I needed</w:t>
+        <w:t>My reasoning and evidence</w:t>
       </w:r>
     </w:p>
     <w:p>
@@ -387,38 +277,55 @@
       </w:r>
     </w:p>
     <w:p>
+      <w:r>
+        <w:t>________________________________________________________________</w:t>
+      </w:r>
+    </w:p>
+    <w:p>
+      <w:r>
+        <w:t>________________________________________________________________</w:t>
+      </w:r>
+    </w:p>
+    <w:p>
+      <w:r>
+        <w:t>________________________________________________________________</w:t>
+      </w:r>
+    </w:p>
+    <w:p>
       <w:pPr>
         <w:pStyle w:val="Heading1"/>
       </w:pPr>
       <w:r>
-        <w:t>03. Individual reasoning check</w:t>
-      </w:r>
-    </w:p>
-    <w:p>
-      <w:r>
-        <w:t>Check the proposed External side effects and recovery explanation against the supplied facts before discussing it.</w:t>
-      </w:r>
-    </w:p>
-    <w:p>
-      <w:pPr>
-        <w:spacing w:line="336" w:lineRule="auto" w:after="180"/>
-      </w:pPr>
-      <w:r>
-        <w:rPr>
-          <w:b w:val="0"/>
-        </w:rPr>
-        <w:t>Use the worked case for External side effects and recovery. Proposed explanation: “The worked result establishes every future case”. Decide whether this explanation is supported.</w:t>
-      </w:r>
-    </w:p>
-    <w:p>
-      <w:pPr>
-        <w:spacing w:line="336" w:lineRule="auto" w:after="180"/>
-      </w:pPr>
-      <w:r>
-        <w:rPr>
-          <w:b w:val="0"/>
-        </w:rPr>
-        <w:t>Point to the step or supplied fact that decides; explain your repair if needed.</w:t>
+        <w:t>06. W2 · Trace the calculation</w:t>
+      </w:r>
+    </w:p>
+    <w:p>
+      <w:r>
+        <w:t>Keep this task’s inputs,rule and response together.</w:t>
+      </w:r>
+    </w:p>
+    <w:p>
+      <w:pPr>
+        <w:pStyle w:val="Heading2"/>
+      </w:pPr>
+      <w:r>
+        <w:t>Complete task and evidence</w:t>
+      </w:r>
+    </w:p>
+    <w:p>
+      <w:pPr>
+        <w:pStyle w:val="ListBullet"/>
+      </w:pPr>
+      <w:r>
+        <w:t>Main fixture BOOK-1 is reliably committed with existing booking result B1, but its acknowledgement was lost. Reconcile by original operation ID and return the existing result to an authorized caller; do not create a second effect. A prepared state is not confirmed failure. Unknown/unavailable or unreliable/mismatched status remains review/uncertainty. Separate printer J6 has an unknown outcome after a lost reply; reliable completion returns its existing result, while reliable absence changes evidence but does not itself grant resend permission. Only separately trusted same-key resend authority with required provider duplicate controls yields a candidate; no resend executes here. Compensation such as cancellation is another action with its own exact approval and new operation identity, preserving original history. The local helper assumes supplied authoritative/access flags and classroom approval equality, copies returned results and leaves original records unchanged. It performs no real status lookup, print, booking, transfer or durable/exactly-once recovery.</w:t>
+      </w:r>
+    </w:p>
+    <w:p>
+      <w:pPr>
+        <w:pStyle w:val="ListBullet"/>
+      </w:pPr>
+      <w:r>
+        <w:t>A booking is committed in storage, but response delivery times out. Caller asks to repeat. Show the intermediate steps and give the conclusion with its scope.</w:t>
       </w:r>
     </w:p>
     <w:p>
@@ -426,7 +333,7 @@
         <w:pStyle w:val="Heading3"/>
       </w:pPr>
       <w:r>
-        <w:t>My explanation before partner discussion</w:t>
+        <w:t>My reasoning and evidence</w:t>
       </w:r>
     </w:p>
     <w:p>
@@ -450,16 +357,55 @@
       </w:r>
     </w:p>
     <w:p>
+      <w:r>
+        <w:t>________________________________________________________________</w:t>
+      </w:r>
+    </w:p>
+    <w:p>
+      <w:r>
+        <w:t>________________________________________________________________</w:t>
+      </w:r>
+    </w:p>
+    <w:p>
+      <w:r>
+        <w:t>________________________________________________________________</w:t>
+      </w:r>
+    </w:p>
+    <w:p>
       <w:pPr>
         <w:pStyle w:val="Heading1"/>
       </w:pPr>
       <w:r>
-        <w:t>04. Independent transfer case</w:t>
-      </w:r>
-    </w:p>
-    <w:p>
-      <w:r>
-        <w:t>Write one first attempt at the reserved independent case before feedback. Repeated copies of that case refer to the same recorded attempt.</w:t>
+        <w:t>07. W3 · Repair a misconception</w:t>
+      </w:r>
+    </w:p>
+    <w:p>
+      <w:r>
+        <w:t>Keep this task’s inputs,rule and response together.</w:t>
+      </w:r>
+    </w:p>
+    <w:p>
+      <w:pPr>
+        <w:pStyle w:val="Heading2"/>
+      </w:pPr>
+      <w:r>
+        <w:t>Complete task and evidence</w:t>
+      </w:r>
+    </w:p>
+    <w:p>
+      <w:pPr>
+        <w:pStyle w:val="ListBullet"/>
+      </w:pPr>
+      <w:r>
+        <w:t>Main fixture BOOK-1 is reliably committed with existing booking result B1, but its acknowledgement was lost. Reconcile by original operation ID and return the existing result to an authorized caller; do not create a second effect. A prepared state is not confirmed failure. Unknown/unavailable or unreliable/mismatched status remains review/uncertainty. Separate printer J6 has an unknown outcome after a lost reply; reliable completion returns its existing result, while reliable absence changes evidence but does not itself grant resend permission. Only separately trusted same-key resend authority with required provider duplicate controls yields a candidate; no resend executes here. Compensation such as cancellation is another action with its own exact approval and new operation identity, preserving original history. The local helper assumes supplied authoritative/access flags and classroom approval equality, copies returned results and leaves original records unchanged. It performs no real status lookup, print, booking, transfer or durable/exactly-once recovery.</w:t>
+      </w:r>
+    </w:p>
+    <w:p>
+      <w:pPr>
+        <w:pStyle w:val="ListBullet"/>
+      </w:pPr>
+      <w:r>
+        <w:t>A report omits this qualification: A compensating action is itself a side effect requiring authority; recovery does not silently permit deletion or refund. Explain how omitting it could change a reader's interpretation, and write an accurate replacement.</w:t>
       </w:r>
     </w:p>
     <w:p>
@@ -467,18 +413,153 @@
         <w:pStyle w:val="Heading3"/>
       </w:pPr>
       <w:r>
+        <w:t>My reasoning and evidence</w:t>
+      </w:r>
+    </w:p>
+    <w:p>
+      <w:r>
+        <w:t>________________________________________________________________</w:t>
+      </w:r>
+    </w:p>
+    <w:p>
+      <w:r>
+        <w:t>________________________________________________________________</w:t>
+      </w:r>
+    </w:p>
+    <w:p>
+      <w:r>
+        <w:t>________________________________________________________________</w:t>
+      </w:r>
+    </w:p>
+    <w:p>
+      <w:r>
+        <w:t>________________________________________________________________</w:t>
+      </w:r>
+    </w:p>
+    <w:p>
+      <w:r>
+        <w:t>________________________________________________________________</w:t>
+      </w:r>
+    </w:p>
+    <w:p>
+      <w:r>
+        <w:t>________________________________________________________________</w:t>
+      </w:r>
+    </w:p>
+    <w:p>
+      <w:pPr>
+        <w:pStyle w:val="Heading1"/>
+      </w:pPr>
+      <w:r>
+        <w:t>09. W5 · Explain the limitation</w:t>
+      </w:r>
+    </w:p>
+    <w:p>
+      <w:r>
+        <w:t>Keep this task’s inputs,rule and response together.</w:t>
+      </w:r>
+    </w:p>
+    <w:p>
+      <w:pPr>
+        <w:pStyle w:val="Heading2"/>
+      </w:pPr>
+      <w:r>
+        <w:t>Complete task and evidence</w:t>
+      </w:r>
+    </w:p>
+    <w:p>
+      <w:pPr>
+        <w:pStyle w:val="ListBullet"/>
+      </w:pPr>
+      <w:r>
+        <w:t>Main fixture BOOK-1 is reliably committed with existing booking result B1, but its acknowledgement was lost. Reconcile by original operation ID and return the existing result to an authorized caller; do not create a second effect. A prepared state is not confirmed failure. Unknown/unavailable or unreliable/mismatched status remains review/uncertainty. Separate printer J6 has an unknown outcome after a lost reply; reliable completion returns its existing result, while reliable absence changes evidence but does not itself grant resend permission. Only separately trusted same-key resend authority with required provider duplicate controls yields a candidate; no resend executes here. Compensation such as cancellation is another action with its own exact approval and new operation identity, preserving original history. The local helper assumes supplied authoritative/access flags and classroom approval equality, copies returned results and leaves original records unchanged. It performs no real status lookup, print, booking, transfer or durable/exactly-once recovery.</w:t>
+      </w:r>
+    </w:p>
+    <w:p>
+      <w:pPr>
+        <w:pStyle w:val="ListBullet"/>
+      </w:pPr>
+      <w:r>
+        <w:t>For the worked scenario, propose one additional case that could reveal a failure, describe its expected outcome before running it, and explain what would need to remain fixed for a fair comparison. Do not reuse W4 as a new final test after receiving feedback.</w:t>
+      </w:r>
+    </w:p>
+    <w:p>
+      <w:pPr>
+        <w:pStyle w:val="Heading3"/>
+      </w:pPr>
+      <w:r>
+        <w:t>My reasoning and evidence</w:t>
+      </w:r>
+    </w:p>
+    <w:p>
+      <w:r>
+        <w:t>________________________________________________________________</w:t>
+      </w:r>
+    </w:p>
+    <w:p>
+      <w:r>
+        <w:t>________________________________________________________________</w:t>
+      </w:r>
+    </w:p>
+    <w:p>
+      <w:r>
+        <w:t>________________________________________________________________</w:t>
+      </w:r>
+    </w:p>
+    <w:p>
+      <w:r>
+        <w:t>________________________________________________________________</w:t>
+      </w:r>
+    </w:p>
+    <w:p>
+      <w:r>
+        <w:t>________________________________________________________________</w:t>
+      </w:r>
+    </w:p>
+    <w:p>
+      <w:r>
+        <w:t>________________________________________________________________</w:t>
+      </w:r>
+    </w:p>
+    <w:p>
+      <w:r>
+        <w:t>________________________________________________________________</w:t>
+      </w:r>
+    </w:p>
+    <w:p>
+      <w:pPr>
+        <w:pStyle w:val="Heading1"/>
+      </w:pPr>
+      <w:r>
+        <w:t>04. Try alone · Selected transfer</w:t>
+      </w:r>
+    </w:p>
+    <w:p>
+      <w:r>
+        <w:t>Keep this task’s inputs,rule and response together.</w:t>
+      </w:r>
+    </w:p>
+    <w:p>
+      <w:pPr>
+        <w:pStyle w:val="Heading2"/>
+      </w:pPr>
+      <w:r>
+        <w:t>Complete task and evidence</w:t>
+      </w:r>
+    </w:p>
+    <w:p>
+      <w:pPr>
+        <w:pStyle w:val="Heading3"/>
+      </w:pPr>
+      <w:r>
         <w:t>Independent case: Apply a new case independently</w:t>
       </w:r>
     </w:p>
     <w:p>
       <w:pPr>
-        <w:spacing w:line="336" w:lineRule="auto" w:after="180"/>
-        <w:shd w:fill="F5F1FB"/>
-      </w:pPr>
-      <w:r>
-        <w:rPr>
-          <w:b w:val="0"/>
-        </w:rPr>
+        <w:pStyle w:val="ListBullet"/>
+      </w:pPr>
+      <w:r>
         <w:t>A payment-like classroom token transfer has unknown status after network loss. Should the mock repeat immediately?</w:t>
       </w:r>
     </w:p>
@@ -527,12 +608,9 @@
     </w:p>
     <w:p>
       <w:pPr>
-        <w:spacing w:line="336" w:lineRule="auto" w:after="180"/>
-      </w:pPr>
-      <w:r>
-        <w:rPr>
-          <w:b w:val="0"/>
-        </w:rPr>
+        <w:pStyle w:val="ListBullet"/>
+      </w:pPr>
+      <w:r>
         <w:t>Attempt this case before feedback. Record any help. Earlier examples below are further practice; a case already practised with feedback cannot establish fresh transfer.</w:t>
       </w:r>
     </w:p>
@@ -541,59 +619,28 @@
         <w:pStyle w:val="Heading1"/>
       </w:pPr>
       <w:r>
-        <w:t>05. W1 Explain the mechanism</w:t>
-      </w:r>
-    </w:p>
-    <w:p>
-      <w:r>
-        <w:t>Explain the mechanism. Apply the supplied External side effects and recovery facts and keep your reasoning.</w:t>
-      </w:r>
-    </w:p>
-    <w:p>
-      <w:pPr>
-        <w:spacing w:line="336" w:lineRule="auto" w:after="180"/>
-      </w:pPr>
-      <w:r>
-        <w:rPr>
-          <w:b w:val="0"/>
-        </w:rPr>
-        <w:t xml:space="preserve">Explain the weekly </w:t>
-      </w:r>
-      <w:r>
-        <w:rPr>
-          <w:b/>
-        </w:rPr>
-        <w:t>mechanism</w:t>
-      </w:r>
-      <w:r>
-        <w:rPr>
-          <w:b w:val="0"/>
-        </w:rPr>
-        <w:t xml:space="preserve"> in your own words. Use the worked scenario to name its </w:t>
-      </w:r>
-      <w:r>
-        <w:rPr>
-          <w:b/>
-        </w:rPr>
-        <w:t>input</w:t>
-      </w:r>
-      <w:r>
-        <w:rPr>
-          <w:b w:val="0"/>
-        </w:rPr>
-        <w:t xml:space="preserve">, decision rule and </w:t>
-      </w:r>
-      <w:r>
-        <w:rPr>
-          <w:b/>
-        </w:rPr>
-        <w:t>output</w:t>
-      </w:r>
-      <w:r>
-        <w:rPr>
-          <w:b w:val="0"/>
-        </w:rPr>
-        <w:t>.</w:t>
+        <w:t>10. Project · Keep the service evidence</w:t>
+      </w:r>
+    </w:p>
+    <w:p>
+      <w:r>
+        <w:t>Preserve the contract, inputs, observed outcomes and limits.</w:t>
+      </w:r>
+    </w:p>
+    <w:p>
+      <w:pPr>
+        <w:pStyle w:val="Heading2"/>
+      </w:pPr>
+      <w:r>
+        <w:t>Complete task and evidence</w:t>
+      </w:r>
+    </w:p>
+    <w:p>
+      <w:pPr>
+        <w:pStyle w:val="ListBullet"/>
+      </w:pPr>
+      <w:r>
+        <w:t>Add a labelled external side effects and recovery evidence sheet to Grounded Learning Service. Show how you can explain the mechanism and terminology of external side effects and recovery. Use the supplied fictional case and keep its inputs, intermediate steps, calculation or prediction, and limitation. Connect this record to last week’s record; a matching answer without a trace is insufficient.</w:t>
       </w:r>
     </w:p>
     <w:p>
@@ -601,7 +648,7 @@
         <w:pStyle w:val="Heading3"/>
       </w:pPr>
       <w:r>
-        <w:t>My reasoning and evidence</w:t>
+        <w:t>My project change, supporting evidence and remaining limit</w:t>
       </w:r>
     </w:p>
     <w:p>
@@ -639,424 +686,20 @@
         <w:pStyle w:val="Heading1"/>
       </w:pPr>
       <w:r>
-        <w:t>06. W2 Trace the worked case</w:t>
-      </w:r>
-    </w:p>
-    <w:p>
-      <w:r>
-        <w:t>Trace the worked case. Apply the supplied External side effects and recovery facts and keep your reasoning.</w:t>
-      </w:r>
-    </w:p>
-    <w:p>
-      <w:pPr>
-        <w:spacing w:line="336" w:lineRule="auto" w:after="180"/>
-      </w:pPr>
-      <w:r>
-        <w:rPr>
-          <w:b w:val="0"/>
-        </w:rPr>
-        <w:t>A booking is committed in storage, but response delivery times out. Caller asks to repeat. Show the intermediate steps and give the conclusion with its scope.</w:t>
-      </w:r>
-    </w:p>
-    <w:p>
-      <w:pPr>
-        <w:pStyle w:val="Heading3"/>
-      </w:pPr>
-      <w:r>
-        <w:t>My reasoning and evidence</w:t>
-      </w:r>
-    </w:p>
-    <w:p>
-      <w:r>
-        <w:t>________________________________________________________________</w:t>
-      </w:r>
-    </w:p>
-    <w:p>
-      <w:r>
-        <w:t>________________________________________________________________</w:t>
-      </w:r>
-    </w:p>
-    <w:p>
-      <w:r>
-        <w:t>________________________________________________________________</w:t>
-      </w:r>
-    </w:p>
-    <w:p>
-      <w:r>
-        <w:t>________________________________________________________________</w:t>
-      </w:r>
-    </w:p>
-    <w:p>
-      <w:r>
-        <w:t>________________________________________________________________</w:t>
-      </w:r>
-    </w:p>
-    <w:p>
-      <w:r>
-        <w:t>________________________________________________________________</w:t>
-      </w:r>
-    </w:p>
-    <w:p>
-      <w:r>
-        <w:t>________________________________________________________________</w:t>
-      </w:r>
-    </w:p>
-    <w:p>
-      <w:pPr>
-        <w:pStyle w:val="Heading1"/>
-      </w:pPr>
-      <w:r>
-        <w:t>07. W3 Audit the limit</w:t>
-      </w:r>
-    </w:p>
-    <w:p>
-      <w:r>
-        <w:t>Audit the limit. Apply the supplied External side effects and recovery facts and keep your reasoning.</w:t>
-      </w:r>
-    </w:p>
-    <w:p>
-      <w:pPr>
-        <w:spacing w:line="336" w:lineRule="auto" w:after="180"/>
-      </w:pPr>
-      <w:r>
-        <w:rPr>
-          <w:b w:val="0"/>
-        </w:rPr>
-        <w:t>A report omits this qualification: A compensating action is itself a side effect requiring authority; recovery does not silently permit deletion or refund.</w:t>
-      </w:r>
-    </w:p>
-    <w:p>
-      <w:pPr>
-        <w:spacing w:line="336" w:lineRule="auto" w:after="180"/>
-      </w:pPr>
-      <w:r>
-        <w:rPr>
-          <w:b w:val="0"/>
-        </w:rPr>
-        <w:t>Explain how omitting it could change a reader's interpretation, and write an accurate replacement.</w:t>
-      </w:r>
-    </w:p>
-    <w:p>
-      <w:pPr>
-        <w:pStyle w:val="Heading3"/>
-      </w:pPr>
-      <w:r>
-        <w:t>My reasoning and evidence</w:t>
-      </w:r>
-    </w:p>
-    <w:p>
-      <w:r>
-        <w:t>________________________________________________________________</w:t>
-      </w:r>
-    </w:p>
-    <w:p>
-      <w:r>
-        <w:t>________________________________________________________________</w:t>
-      </w:r>
-    </w:p>
-    <w:p>
-      <w:r>
-        <w:t>________________________________________________________________</w:t>
-      </w:r>
-    </w:p>
-    <w:p>
-      <w:r>
-        <w:t>________________________________________________________________</w:t>
-      </w:r>
-    </w:p>
-    <w:p>
-      <w:r>
-        <w:t>________________________________________________________________</w:t>
-      </w:r>
-    </w:p>
-    <w:p>
-      <w:r>
-        <w:t>________________________________________________________________</w:t>
-      </w:r>
-    </w:p>
-    <w:p>
-      <w:pPr>
-        <w:pStyle w:val="Heading1"/>
-      </w:pPr>
-      <w:r>
-        <w:t>08. W4 Apply a new case independently</w:t>
-      </w:r>
-    </w:p>
-    <w:p>
-      <w:r>
-        <w:t>Attempt before feedback. If this repeats the selected independent case, reuse that first attempt; otherwise keep a separate record. Apply a new case independently. Apply the supplied External side effects and recovery facts and keep your reasoning.</w:t>
-      </w:r>
-    </w:p>
-    <w:p>
-      <w:pPr>
-        <w:spacing w:line="336" w:lineRule="auto" w:after="180"/>
-        <w:shd w:fill="F5F1FB"/>
-      </w:pPr>
-      <w:r>
-        <w:rPr>
-          <w:b w:val="0"/>
-        </w:rPr>
-        <w:t>A payment-like classroom token transfer has unknown status after network loss. Should the mock repeat immediately?</w:t>
-      </w:r>
-    </w:p>
-    <w:p>
-      <w:pPr>
-        <w:pStyle w:val="Heading3"/>
-      </w:pPr>
-      <w:r>
-        <w:t>My reasoning and evidence</w:t>
-      </w:r>
-    </w:p>
-    <w:p>
-      <w:r>
-        <w:t>________________________________________________________________</w:t>
-      </w:r>
-    </w:p>
-    <w:p>
-      <w:r>
-        <w:t>________________________________________________________________</w:t>
-      </w:r>
-    </w:p>
-    <w:p>
-      <w:r>
-        <w:t>________________________________________________________________</w:t>
-      </w:r>
-    </w:p>
-    <w:p>
-      <w:r>
-        <w:t>________________________________________________________________</w:t>
-      </w:r>
-    </w:p>
-    <w:p>
-      <w:r>
-        <w:t>________________________________________________________________</w:t>
-      </w:r>
-    </w:p>
-    <w:p>
-      <w:r>
-        <w:t>________________________________________________________________</w:t>
-      </w:r>
-    </w:p>
-    <w:p>
-      <w:r>
-        <w:t>________________________________________________________________</w:t>
-      </w:r>
-    </w:p>
-    <w:p>
-      <w:r>
-        <w:t>________________________________________________________________</w:t>
-      </w:r>
-    </w:p>
-    <w:p>
-      <w:pPr>
-        <w:pStyle w:val="Heading1"/>
-      </w:pPr>
-      <w:r>
-        <w:t>09. W5 Design a revealing follow-up</w:t>
-      </w:r>
-    </w:p>
-    <w:p>
-      <w:r>
-        <w:t>Design a revealing follow-up. Apply the supplied External side effects and recovery facts and keep your reasoning.</w:t>
-      </w:r>
-    </w:p>
-    <w:p>
-      <w:pPr>
-        <w:spacing w:line="336" w:lineRule="auto" w:after="180"/>
-      </w:pPr>
-      <w:r>
-        <w:rPr>
-          <w:b w:val="0"/>
-        </w:rPr>
-        <w:t>For the worked scenario, propose one additional case that could reveal a failure, describe its expected outcome before running it, and explain what would need to remain fixed for a fair comparison.</w:t>
-      </w:r>
-    </w:p>
-    <w:p>
-      <w:pPr>
-        <w:spacing w:line="336" w:lineRule="auto" w:after="180"/>
-      </w:pPr>
-      <w:r>
-        <w:rPr>
-          <w:b w:val="0"/>
-        </w:rPr>
-        <w:t>Do not reuse W4 as a new final test after receiving feedback.</w:t>
-      </w:r>
-    </w:p>
-    <w:p>
-      <w:pPr>
-        <w:pStyle w:val="Heading3"/>
-      </w:pPr>
-      <w:r>
-        <w:t>My reasoning and evidence</w:t>
-      </w:r>
-    </w:p>
-    <w:p>
-      <w:r>
-        <w:t>________________________________________________________________</w:t>
-      </w:r>
-    </w:p>
-    <w:p>
-      <w:r>
-        <w:t>________________________________________________________________</w:t>
-      </w:r>
-    </w:p>
-    <w:p>
-      <w:r>
-        <w:t>________________________________________________________________</w:t>
-      </w:r>
-    </w:p>
-    <w:p>
-      <w:r>
-        <w:t>________________________________________________________________</w:t>
-      </w:r>
-    </w:p>
-    <w:p>
-      <w:r>
-        <w:t>________________________________________________________________</w:t>
-      </w:r>
-    </w:p>
-    <w:p>
-      <w:r>
-        <w:t>________________________________________________________________</w:t>
-      </w:r>
-    </w:p>
-    <w:p>
-      <w:r>
-        <w:t>________________________________________________________________</w:t>
-      </w:r>
-    </w:p>
-    <w:p>
-      <w:pPr>
-        <w:pStyle w:val="Heading1"/>
-      </w:pPr>
-      <w:r>
-        <w:t>10. Project checkpoint and reflection</w:t>
-      </w:r>
-    </w:p>
-    <w:p>
-      <w:r>
-        <w:t>Connect External side effects and recovery to Grounded Learning Service, identify a limit and choose the next useful test.</w:t>
-      </w:r>
-    </w:p>
-    <w:p>
-      <w:pPr>
-        <w:spacing w:line="336" w:lineRule="auto" w:after="180"/>
-      </w:pPr>
-      <w:r>
-        <w:rPr>
-          <w:b w:val="0"/>
-        </w:rPr>
-        <w:t xml:space="preserve">Add a labelled external side effects and recovery </w:t>
-      </w:r>
-      <w:r>
-        <w:rPr>
-          <w:b/>
-        </w:rPr>
-        <w:t>evidence</w:t>
-      </w:r>
-      <w:r>
-        <w:rPr>
-          <w:b w:val="0"/>
-        </w:rPr>
-        <w:t xml:space="preserve"> sheet to Grounded Learning Service. Show how you can explain the </w:t>
-      </w:r>
-      <w:r>
-        <w:rPr>
-          <w:b/>
-        </w:rPr>
-        <w:t>mechanism</w:t>
-      </w:r>
-      <w:r>
-        <w:rPr>
-          <w:b w:val="0"/>
-        </w:rPr>
-        <w:t xml:space="preserve"> and terminology of external side effects and recovery.</w:t>
-      </w:r>
-    </w:p>
-    <w:p>
-      <w:pPr>
-        <w:spacing w:line="336" w:lineRule="auto" w:after="180"/>
-      </w:pPr>
-      <w:r>
-        <w:rPr>
-          <w:b w:val="0"/>
-        </w:rPr>
-        <w:t xml:space="preserve">Use the supplied fictional case and keep its </w:t>
-      </w:r>
-      <w:r>
-        <w:rPr>
-          <w:b/>
-        </w:rPr>
-        <w:t>input</w:t>
-      </w:r>
-      <w:r>
-        <w:rPr>
-          <w:b w:val="0"/>
-        </w:rPr>
-        <w:t xml:space="preserve">s, intermediate steps, calculation or </w:t>
-      </w:r>
-      <w:r>
-        <w:rPr>
-          <w:b/>
-        </w:rPr>
-        <w:t>prediction</w:t>
-      </w:r>
-      <w:r>
-        <w:rPr>
-          <w:b w:val="0"/>
-        </w:rPr>
-        <w:t>, and limitation. Connect this record to last week’s record; a matching answer without a trace is insufficient.</w:t>
-      </w:r>
-    </w:p>
-    <w:p>
-      <w:pPr>
-        <w:pStyle w:val="Heading3"/>
-      </w:pPr>
-      <w:r>
-        <w:t>My project change, supporting evidence and remaining limit</w:t>
-      </w:r>
-    </w:p>
-    <w:p>
-      <w:r>
-        <w:t>________________________________________________________________</w:t>
-      </w:r>
-    </w:p>
-    <w:p>
-      <w:r>
-        <w:t>________________________________________________________________</w:t>
-      </w:r>
-    </w:p>
-    <w:p>
-      <w:r>
-        <w:t>________________________________________________________________</w:t>
-      </w:r>
-    </w:p>
-    <w:p>
-      <w:r>
-        <w:t>________________________________________________________________</w:t>
-      </w:r>
-    </w:p>
-    <w:p>
-      <w:r>
-        <w:t>________________________________________________________________</w:t>
-      </w:r>
-    </w:p>
-    <w:p>
-      <w:r>
-        <w:t>________________________________________________________________</w:t>
-      </w:r>
-    </w:p>
-    <w:p>
-      <w:pPr>
-        <w:pStyle w:val="Heading1"/>
-      </w:pPr>
-      <w:r>
-        <w:t>11. Feedback, return check and learning record</w:t>
-      </w:r>
-    </w:p>
-    <w:p>
-      <w:r>
-        <w:t>Record the first repaired step and a different case to revisit after a delay.</w:t>
+        <w:t>11. Feedback · Repair and return</w:t>
+      </w:r>
+    </w:p>
+    <w:p>
+      <w:r>
+        <w:t>Keep this task’s inputs,rule and response together.</w:t>
+      </w:r>
+    </w:p>
+    <w:p>
+      <w:pPr>
+        <w:pStyle w:val="Heading2"/>
+      </w:pPr>
+      <w:r>
+        <w:t>Complete task and evidence</w:t>
       </w:r>
     </w:p>
     <w:tbl>
@@ -1197,12 +840,9 @@
     </w:tbl>
     <w:p>
       <w:pPr>
-        <w:spacing w:line="336" w:lineRule="auto" w:after="180"/>
-      </w:pPr>
-      <w:r>
-        <w:rPr>
-          <w:b w:val="0"/>
-        </w:rPr>
+        <w:pStyle w:val="ListBullet"/>
+      </w:pPr>
+      <w:r>
         <w:t>Revisit this idea with your teacher after a delay. Familiarity is different from explaining and using it on a changed case.</w:t>
       </w:r>
     </w:p>
@@ -1211,46 +851,322 @@
         <w:pStyle w:val="Heading1"/>
       </w:pPr>
       <w:r>
-        <w:t>12. Pictorial case practice: External side effects and recovery</w:t>
-      </w:r>
-    </w:p>
-    <w:p>
-      <w:r>
-        <w:t>Recover an uncertain print job. A badge printer loses its reply after receiving a print request. Explain the labelled step before checking the changed condition.</w:t>
-      </w:r>
-    </w:p>
-    <w:p>
-      <w:pPr>
-        <w:spacing w:line="336" w:lineRule="auto" w:after="180"/>
-      </w:pPr>
-      <w:r>
-        <w:rPr>
-          <w:b w:val="0"/>
-        </w:rPr>
+        <w:t>Reference bank and extra practice</w:t>
+      </w:r>
+    </w:p>
+    <w:p>
+      <w:pPr>
+        <w:pStyle w:val="Heading1"/>
+      </w:pPr>
+      <w:r>
+        <w:t>02. Reference · Supported W2 record</w:t>
+      </w:r>
+    </w:p>
+    <w:p>
+      <w:r>
+        <w:t>Keep this task’s inputs,rule and response together.</w:t>
+      </w:r>
+    </w:p>
+    <w:p>
+      <w:pPr>
+        <w:pStyle w:val="Heading2"/>
+      </w:pPr>
+      <w:r>
+        <w:t>Complete task and evidence</w:t>
+      </w:r>
+    </w:p>
+    <w:p>
+      <w:pPr>
+        <w:pStyle w:val="ListBullet"/>
+      </w:pPr>
+      <w:r>
+        <w:t>Use W2: Trace the worked case for External side effects and recovery. Record the answer once; the lesson and workbook refer to the same attempt.</w:t>
+      </w:r>
+    </w:p>
+    <w:tbl>
+      <w:tblPr>
+        <w:tblStyle w:val="LightShading-Accent1"/>
+        <w:tblW w:type="auto" w:w="0"/>
+        <w:tblLook w:firstColumn="1" w:firstRow="1" w:lastColumn="0" w:lastRow="0" w:noHBand="0" w:noVBand="1" w:val="04A0"/>
+      </w:tblPr>
+      <w:tblGrid>
+        <w:gridCol w:w="2556"/>
+        <w:gridCol w:w="2556"/>
+        <w:gridCol w:w="2556"/>
+        <w:gridCol w:w="2556"/>
+      </w:tblGrid>
+      <w:tr>
+        <w:trPr>
+          <w:tblHeader/>
+        </w:trPr>
+        <w:tc>
+          <w:tcPr>
+            <w:tcW w:type="dxa" w:w="2556"/>
+          </w:tcPr>
+          <w:p>
+            <w:r>
+              <w:t>Given inputs</w:t>
+            </w:r>
+          </w:p>
+        </w:tc>
+        <w:tc>
+          <w:tcPr>
+            <w:tcW w:type="dxa" w:w="2556"/>
+          </w:tcPr>
+          <w:p>
+            <w:r>
+              <w:t>Procedure I chose</w:t>
+            </w:r>
+          </w:p>
+        </w:tc>
+        <w:tc>
+          <w:tcPr>
+            <w:tcW w:type="dxa" w:w="2556"/>
+          </w:tcPr>
+          <w:p>
+            <w:r>
+              <w:t>Middle steps</w:t>
+            </w:r>
+          </w:p>
+        </w:tc>
+        <w:tc>
+          <w:tcPr>
+            <w:tcW w:type="dxa" w:w="2556"/>
+          </w:tcPr>
+          <w:p>
+            <w:r>
+              <w:t>Result and check</w:t>
+            </w:r>
+          </w:p>
+        </w:tc>
+      </w:tr>
+      <w:tr>
+        <w:tc>
+          <w:tcPr>
+            <w:tcW w:type="dxa" w:w="2556"/>
+          </w:tcPr>
+          <w:p>
+            <w:r/>
+          </w:p>
+        </w:tc>
+        <w:tc>
+          <w:tcPr>
+            <w:tcW w:type="dxa" w:w="2556"/>
+          </w:tcPr>
+          <w:p>
+            <w:r/>
+          </w:p>
+        </w:tc>
+        <w:tc>
+          <w:tcPr>
+            <w:tcW w:type="dxa" w:w="2556"/>
+          </w:tcPr>
+          <w:p>
+            <w:r/>
+          </w:p>
+        </w:tc>
+        <w:tc>
+          <w:tcPr>
+            <w:tcW w:type="dxa" w:w="2556"/>
+          </w:tcPr>
+          <w:p>
+            <w:r/>
+          </w:p>
+        </w:tc>
+      </w:tr>
+    </w:tbl>
+    <w:p>
+      <w:pPr>
+        <w:pStyle w:val="Heading3"/>
+      </w:pPr>
+      <w:r>
+        <w:t>The step I completed without help, and the hint I needed</w:t>
+      </w:r>
+    </w:p>
+    <w:p>
+      <w:r>
+        <w:t>________________________________________________________________</w:t>
+      </w:r>
+    </w:p>
+    <w:p>
+      <w:r>
+        <w:t>________________________________________________________________</w:t>
+      </w:r>
+    </w:p>
+    <w:p>
+      <w:r>
+        <w:t>________________________________________________________________</w:t>
+      </w:r>
+    </w:p>
+    <w:p>
+      <w:pPr>
+        <w:pStyle w:val="Heading1"/>
+      </w:pPr>
+      <w:r>
+        <w:t>03. Extra practice · Individual reasoning check</w:t>
+      </w:r>
+    </w:p>
+    <w:p>
+      <w:r>
+        <w:t>Keep this task’s inputs,rule and response together.</w:t>
+      </w:r>
+    </w:p>
+    <w:p>
+      <w:pPr>
+        <w:pStyle w:val="Heading2"/>
+      </w:pPr>
+      <w:r>
+        <w:t>Complete task and evidence</w:t>
+      </w:r>
+    </w:p>
+    <w:p>
+      <w:pPr>
+        <w:pStyle w:val="ListBullet"/>
+      </w:pPr>
+      <w:r>
+        <w:t>Use the worked case for External side effects and recovery. Proposed explanation: “The worked result establishes every future case”. Decide whether this explanation is supported. Point to the step or supplied fact that decides; explain your repair if needed.</w:t>
+      </w:r>
+    </w:p>
+    <w:p>
+      <w:pPr>
+        <w:pStyle w:val="Heading3"/>
+      </w:pPr>
+      <w:r>
+        <w:t>My explanation before partner discussion</w:t>
+      </w:r>
+    </w:p>
+    <w:p>
+      <w:r>
+        <w:t>________________________________________________________________</w:t>
+      </w:r>
+    </w:p>
+    <w:p>
+      <w:r>
+        <w:t>________________________________________________________________</w:t>
+      </w:r>
+    </w:p>
+    <w:p>
+      <w:r>
+        <w:t>________________________________________________________________</w:t>
+      </w:r>
+    </w:p>
+    <w:p>
+      <w:r>
+        <w:t>________________________________________________________________</w:t>
+      </w:r>
+    </w:p>
+    <w:p>
+      <w:pPr>
+        <w:pStyle w:val="Heading1"/>
+      </w:pPr>
+      <w:r>
+        <w:t>08. Reference · Earlier W4 response copy</w:t>
+      </w:r>
+    </w:p>
+    <w:p>
+      <w:r>
+        <w:t>Keep this task’s inputs,rule and response together.</w:t>
+      </w:r>
+    </w:p>
+    <w:p>
+      <w:pPr>
+        <w:pStyle w:val="Heading2"/>
+      </w:pPr>
+      <w:r>
+        <w:t>Complete task and evidence</w:t>
+      </w:r>
+    </w:p>
+    <w:p>
+      <w:pPr>
+        <w:pStyle w:val="ListBullet"/>
+      </w:pPr>
+      <w:r>
+        <w:t>A payment-like classroom token transfer has unknown status after network loss. Should the mock repeat immediately?</w:t>
+      </w:r>
+    </w:p>
+    <w:p>
+      <w:pPr>
+        <w:pStyle w:val="Heading3"/>
+      </w:pPr>
+      <w:r>
+        <w:t>My reasoning and evidence</w:t>
+      </w:r>
+    </w:p>
+    <w:p>
+      <w:r>
+        <w:t>________________________________________________________________</w:t>
+      </w:r>
+    </w:p>
+    <w:p>
+      <w:r>
+        <w:t>________________________________________________________________</w:t>
+      </w:r>
+    </w:p>
+    <w:p>
+      <w:r>
+        <w:t>________________________________________________________________</w:t>
+      </w:r>
+    </w:p>
+    <w:p>
+      <w:r>
+        <w:t>________________________________________________________________</w:t>
+      </w:r>
+    </w:p>
+    <w:p>
+      <w:r>
+        <w:t>________________________________________________________________</w:t>
+      </w:r>
+    </w:p>
+    <w:p>
+      <w:r>
+        <w:t>________________________________________________________________</w:t>
+      </w:r>
+    </w:p>
+    <w:p>
+      <w:r>
+        <w:t>________________________________________________________________</w:t>
+      </w:r>
+    </w:p>
+    <w:p>
+      <w:r>
+        <w:t>________________________________________________________________</w:t>
+      </w:r>
+    </w:p>
+    <w:p>
+      <w:pPr>
+        <w:pStyle w:val="Heading1"/>
+      </w:pPr>
+      <w:r>
+        <w:t>12. Extra practice · Pictured case</w:t>
+      </w:r>
+    </w:p>
+    <w:p>
+      <w:r>
+        <w:t>Keep this task’s inputs,rule and response together.</w:t>
+      </w:r>
+    </w:p>
+    <w:p>
+      <w:pPr>
+        <w:pStyle w:val="Heading2"/>
+      </w:pPr>
+      <w:r>
+        <w:t>Complete task and evidence</w:t>
+      </w:r>
+    </w:p>
+    <w:p>
+      <w:pPr>
+        <w:pStyle w:val="ListBullet"/>
+      </w:pPr>
+      <w:r>
         <w:t>Recover an uncertain print job. A badge printer loses its reply after receiving a print request.</w:t>
       </w:r>
     </w:p>
     <w:p>
       <w:pPr>
-        <w:spacing w:line="336" w:lineRule="auto" w:after="180"/>
-      </w:pPr>
-      <w:r>
-        <w:rPr>
-          <w:b w:val="0"/>
-        </w:rPr>
-        <w:t xml:space="preserve">Job key J6 identifies one badge. The printer supports status lookup by key; missing </w:t>
-      </w:r>
-      <w:r>
-        <w:rPr>
-          <w:b/>
-        </w:rPr>
-        <w:t>acknowledgement</w:t>
-      </w:r>
-      <w:r>
-        <w:rPr>
-          <w:b w:val="0"/>
-        </w:rPr>
-        <w:t xml:space="preserve"> leaves outcome unknown.</w:t>
+        <w:pStyle w:val="ListBullet"/>
+      </w:pPr>
+      <w:r>
+        <w:t>Job key J6 identifies one badge. The printer supports status lookup by key; missing acknowledgement leaves outcome unknown.</w:t>
       </w:r>
     </w:p>
     <w:p>
@@ -1291,38 +1207,10 @@
     </w:p>
     <w:p>
       <w:pPr>
-        <w:spacing w:line="336" w:lineRule="auto" w:after="180"/>
-        <w:shd w:fill="F5F1FB"/>
-      </w:pPr>
-      <w:r>
-        <w:rPr>
-          <w:b w:val="0"/>
-        </w:rPr>
-        <w:t xml:space="preserve">Distinguish a missing printer </w:t>
-      </w:r>
-      <w:r>
-        <w:rPr>
-          <w:b/>
-        </w:rPr>
-        <w:t>acknowledgement</w:t>
-      </w:r>
-      <w:r>
-        <w:rPr>
-          <w:b w:val="0"/>
-        </w:rPr>
-        <w:t xml:space="preserve"> from confirmed failure. What should happen if J6 is complete, and what </w:t>
-      </w:r>
-      <w:r>
-        <w:rPr>
-          <w:b/>
-        </w:rPr>
-        <w:t>evidence</w:t>
-      </w:r>
-      <w:r>
-        <w:rPr>
-          <w:b w:val="0"/>
-        </w:rPr>
-        <w:t xml:space="preserve"> changes when J6 is reliably reported absent?</w:t>
+        <w:pStyle w:val="ListBullet"/>
+      </w:pPr>
+      <w:r>
+        <w:t>Distinguish a missing printer acknowledgement from confirmed failure. What should happen if J6 is complete, and what evidence changes when J6 is reliably reported absent?</w:t>
       </w:r>
     </w:p>
     <w:p>
@@ -1365,57 +1253,18 @@
     </w:p>
     <w:p>
       <w:pPr>
-        <w:pStyle w:val="Heading3"/>
-      </w:pPr>
-      <w:r>
-        <w:t>Record the help used</w:t>
-      </w:r>
-    </w:p>
-    <w:p>
-      <w:pPr>
-        <w:spacing w:line="336" w:lineRule="auto" w:after="180"/>
-        <w:shd w:fill="F1F6F8"/>
-      </w:pPr>
-      <w:r>
-        <w:rPr>
-          <w:b w:val="0"/>
-        </w:rPr>
-        <w:t xml:space="preserve">Support used: alone / hint / worked example. This record is practice </w:t>
-      </w:r>
-      <w:r>
-        <w:rPr>
-          <w:b/>
-        </w:rPr>
-        <w:t>evidence</w:t>
-      </w:r>
-      <w:r>
-        <w:rPr>
-          <w:b w:val="0"/>
-        </w:rPr>
-        <w:t>.</w:t>
-      </w:r>
-    </w:p>
-    <w:p>
-      <w:pPr>
-        <w:spacing w:line="336" w:lineRule="auto" w:after="180"/>
-      </w:pPr>
-      <w:r>
-        <w:rPr>
-          <w:b w:val="0"/>
-        </w:rPr>
-        <w:t xml:space="preserve">Project connection: For the Grounded Learning Service, retain an annotated trace and the changed-case result. Name the contract or </w:t>
-      </w:r>
-      <w:r>
-        <w:rPr>
-          <w:b/>
-        </w:rPr>
-        <w:t>evidence</w:t>
-      </w:r>
-      <w:r>
-        <w:rPr>
-          <w:b w:val="0"/>
-        </w:rPr>
-        <w:t xml:space="preserve"> that makes the deciding step valid, so another team can review it.</w:t>
+        <w:pStyle w:val="ListBullet"/>
+      </w:pPr>
+      <w:r>
+        <w:t>Support used: alone / hint / worked example. This record is practice evidence.</w:t>
+      </w:r>
+    </w:p>
+    <w:p>
+      <w:pPr>
+        <w:pStyle w:val="ListBullet"/>
+      </w:pPr>
+      <w:r>
+        <w:t>Project connection: For the Grounded Learning Service, retain an annotated trace and the changed-case result. Name the contract or evidence that makes the deciding step valid, so another team can review it.</w:t>
       </w:r>
     </w:p>
     <w:p>
@@ -1423,57 +1272,44 @@
         <w:pStyle w:val="Heading1"/>
       </w:pPr>
       <w:r>
-        <w:t>13. Project portfolio milestone</w:t>
-      </w:r>
-    </w:p>
-    <w:p>
-      <w:r>
-        <w:t>Keep this week’s input, deciding step, result and limit together in the Grounded Learning Service record.</w:t>
-      </w:r>
-    </w:p>
-    <w:p>
-      <w:pPr>
-        <w:spacing w:line="336" w:lineRule="auto" w:after="180"/>
-      </w:pPr>
-      <w:r>
-        <w:rPr>
-          <w:b w:val="0"/>
-        </w:rPr>
+        <w:t>13. Reference · Project milestone</w:t>
+      </w:r>
+    </w:p>
+    <w:p>
+      <w:r>
+        <w:t>Keep this task’s inputs,rule and response together.</w:t>
+      </w:r>
+    </w:p>
+    <w:p>
+      <w:pPr>
+        <w:pStyle w:val="Heading2"/>
+      </w:pPr>
+      <w:r>
+        <w:t>Complete task and evidence</w:t>
+      </w:r>
+    </w:p>
+    <w:p>
+      <w:pPr>
+        <w:pStyle w:val="ListBullet"/>
+      </w:pPr>
+      <w:r>
         <w:t>Project: Grounded Learning Service</w:t>
       </w:r>
     </w:p>
     <w:p>
       <w:pPr>
-        <w:spacing w:line="336" w:lineRule="auto" w:after="180"/>
-      </w:pPr>
-      <w:r>
-        <w:rPr>
-          <w:b w:val="0"/>
-        </w:rPr>
+        <w:pStyle w:val="ListBullet"/>
+      </w:pPr>
+      <w:r>
         <w:t>Current milestone: Test changed cases. Keep normal, boundary and failure cases; compare expected and observed results.</w:t>
       </w:r>
     </w:p>
     <w:p>
       <w:pPr>
-        <w:spacing w:line="336" w:lineRule="auto" w:after="180"/>
-      </w:pPr>
-      <w:r>
-        <w:rPr>
-          <w:b w:val="0"/>
-        </w:rPr>
-        <w:t xml:space="preserve">For the Grounded Learning Service, retain an annotated trace and the changed-case result. Name the contract or </w:t>
-      </w:r>
-      <w:r>
-        <w:rPr>
-          <w:b/>
-        </w:rPr>
-        <w:t>evidence</w:t>
-      </w:r>
-      <w:r>
-        <w:rPr>
-          <w:b w:val="0"/>
-        </w:rPr>
-        <w:t xml:space="preserve"> that makes the deciding step valid, so another team can review it.</w:t>
+        <w:pStyle w:val="ListBullet"/>
+      </w:pPr>
+      <w:r>
+        <w:t>For the Grounded Learning Service, retain an annotated trace and the changed-case result. Name the contract or evidence that makes the deciding step valid, so another team can review it.</w:t>
       </w:r>
     </w:p>
     <w:tbl>
@@ -1630,12 +1466,455 @@
         <w:pStyle w:val="Heading1"/>
       </w:pPr>
       <w:r>
-        <w:t>14. Supported practice and learning evidence</w:t>
-      </w:r>
-    </w:p>
-    <w:p>
-      <w:r>
-        <w:t>Try the supported questions before comparing with hints and feedback. Record what you repaired and the evidence you retained.</w:t>
+        <w:t>14. Extra practice · Predict,check and repair</w:t>
+      </w:r>
+    </w:p>
+    <w:p>
+      <w:r>
+        <w:t>Keep supported feedback separate from the independent case.</w:t>
+      </w:r>
+    </w:p>
+    <w:p>
+      <w:pPr>
+        <w:pStyle w:val="Heading2"/>
+      </w:pPr>
+      <w:r>
+        <w:t>First supported question and optional hint</w:t>
+      </w:r>
+    </w:p>
+    <w:p>
+      <w:pPr>
+        <w:pStyle w:val="ListBullet"/>
+      </w:pPr>
+      <w:r>
+        <w:t>Recover an uncertain print job. A badge printer loses its reply after receiving a print request.</w:t>
+      </w:r>
+    </w:p>
+    <w:p>
+      <w:pPr>
+        <w:pStyle w:val="Heading3"/>
+      </w:pPr>
+      <w:r>
+        <w:t>Practice 1: explain the deciding evidence</w:t>
+      </w:r>
+    </w:p>
+    <w:p>
+      <w:pPr>
+        <w:pStyle w:val="ListBullet"/>
+      </w:pPr>
+      <w:r>
+        <w:t>Which labelled step matches this detail? If complete, return that result without issuing another print job.</w:t>
+      </w:r>
+    </w:p>
+    <w:p>
+      <w:pPr>
+        <w:pStyle w:val="ListBullet"/>
+      </w:pPr>
+      <w:r>
+        <w:t>1. Record uncertainty</w:t>
+      </w:r>
+    </w:p>
+    <w:p>
+      <w:pPr>
+        <w:pStyle w:val="ListBullet"/>
+      </w:pPr>
+      <w:r>
+        <w:t>2. Recover from status</w:t>
+      </w:r>
+    </w:p>
+    <w:p>
+      <w:pPr>
+        <w:pStyle w:val="ListBullet"/>
+      </w:pPr>
+      <w:r>
+        <w:t>3. Query J6</w:t>
+      </w:r>
+    </w:p>
+    <w:p>
+      <w:pPr>
+        <w:pStyle w:val="Heading3"/>
+      </w:pPr>
+      <w:r>
+        <w:t>My selected conclusion, deciding fact and explanation</w:t>
+      </w:r>
+    </w:p>
+    <w:p>
+      <w:r>
+        <w:t>________________________________________________________________</w:t>
+      </w:r>
+    </w:p>
+    <w:p>
+      <w:r>
+        <w:t>________________________________________________________________</w:t>
+      </w:r>
+    </w:p>
+    <w:p>
+      <w:r>
+        <w:t>________________________________________________________________</w:t>
+      </w:r>
+    </w:p>
+    <w:p>
+      <w:r>
+        <w:t>________________________________________________________________</w:t>
+      </w:r>
+    </w:p>
+    <w:p>
+      <w:r>
+        <w:t>________________________________________________________________</w:t>
+      </w:r>
+    </w:p>
+    <w:p>
+      <w:pPr>
+        <w:pStyle w:val="ListBullet"/>
+      </w:pPr>
+      <w:r>
+        <w:t>Hint if needed: Read the steps in the pictorial case. Match the supplied detail to the stage that performs or records it.</w:t>
+      </w:r>
+    </w:p>
+    <w:p>
+      <w:pPr>
+        <w:pStyle w:val="Heading2"/>
+      </w:pPr>
+      <w:r>
+        <w:t>Check after the first attempt · reference / check after trying</w:t>
+      </w:r>
+    </w:p>
+    <w:p>
+      <w:pPr>
+        <w:spacing w:line="336" w:lineRule="auto" w:after="180"/>
+      </w:pPr>
+      <w:r>
+        <w:rPr>
+          <w:b w:val="0"/>
+        </w:rPr>
+        <w:t>After your attempt, compare with the supported explanation: Recover from status If complete, return that result without issuing another print job. A lost response does not show whether an external effect occurred.</w:t>
+      </w:r>
+    </w:p>
+    <w:p>
+      <w:pPr>
+        <w:spacing w:line="336" w:lineRule="auto" w:after="180"/>
+      </w:pPr>
+      <w:r>
+        <w:rPr>
+          <w:b w:val="0"/>
+        </w:rPr>
+        <w:t>Recovery distinguishes unknown outcome from a confirmed failed action.</w:t>
+      </w:r>
+    </w:p>
+    <w:p>
+      <w:pPr>
+        <w:pStyle w:val="Heading2"/>
+      </w:pPr>
+      <w:r>
+        <w:t>Changed-case question and optional hint</w:t>
+      </w:r>
+    </w:p>
+    <w:p>
+      <w:pPr>
+        <w:pStyle w:val="Heading3"/>
+      </w:pPr>
+      <w:r>
+        <w:t>Practice 2: explain the deciding evidence</w:t>
+      </w:r>
+    </w:p>
+    <w:p>
+      <w:pPr>
+        <w:pStyle w:val="ListBullet"/>
+      </w:pPr>
+      <w:r>
+        <w:t>Changed-case practice: Status reliably reports J6 absent. Which conclusion is supported by the supplied facts?</w:t>
+      </w:r>
+    </w:p>
+    <w:p>
+      <w:pPr>
+        <w:pStyle w:val="ListBullet"/>
+      </w:pPr>
+      <w:r>
+        <w:t>1. This one example guarantees correct results for every future input.</w:t>
+      </w:r>
+    </w:p>
+    <w:p>
+      <w:pPr>
+        <w:pStyle w:val="ListBullet"/>
+      </w:pPr>
+      <w:r>
+        <w:t>2. A policy-approved resend using the same deduplication key may be considered.</w:t>
+      </w:r>
+    </w:p>
+    <w:p>
+      <w:pPr>
+        <w:pStyle w:val="ListBullet"/>
+      </w:pPr>
+      <w:r>
+        <w:t>3. We can decide the result without examining the changed input or the procedure.</w:t>
+      </w:r>
+    </w:p>
+    <w:p>
+      <w:pPr>
+        <w:pStyle w:val="Heading3"/>
+      </w:pPr>
+      <w:r>
+        <w:t>My selected conclusion, deciding fact and explanation</w:t>
+      </w:r>
+    </w:p>
+    <w:p>
+      <w:r>
+        <w:t>________________________________________________________________</w:t>
+      </w:r>
+    </w:p>
+    <w:p>
+      <w:r>
+        <w:t>________________________________________________________________</w:t>
+      </w:r>
+    </w:p>
+    <w:p>
+      <w:r>
+        <w:t>________________________________________________________________</w:t>
+      </w:r>
+    </w:p>
+    <w:p>
+      <w:r>
+        <w:t>________________________________________________________________</w:t>
+      </w:r>
+    </w:p>
+    <w:p>
+      <w:r>
+        <w:t>________________________________________________________________</w:t>
+      </w:r>
+    </w:p>
+    <w:p>
+      <w:pPr>
+        <w:pStyle w:val="ListBullet"/>
+      </w:pPr>
+      <w:r>
+        <w:t>Hint if needed: Use the changed condition and the deciding step in the pictorial trace. The answer must say what follows from those facts.</w:t>
+      </w:r>
+    </w:p>
+    <w:p>
+      <w:pPr>
+        <w:pStyle w:val="Heading2"/>
+      </w:pPr>
+      <w:r>
+        <w:t>Check after the changed attempt · reference / check after trying</w:t>
+      </w:r>
+    </w:p>
+    <w:p>
+      <w:pPr>
+        <w:spacing w:line="336" w:lineRule="auto" w:after="180"/>
+      </w:pPr>
+      <w:r>
+        <w:rPr>
+          <w:b w:val="0"/>
+        </w:rPr>
+        <w:t xml:space="preserve">After your attempt, compare with the supported explanation: A policy-approved resend using the same deduplication key may be considered. Confirmed absence supplies different </w:t>
+      </w:r>
+      <w:r>
+        <w:rPr>
+          <w:b/>
+        </w:rPr>
+        <w:t>evidence</w:t>
+      </w:r>
+      <w:r>
+        <w:rPr>
+          <w:b w:val="0"/>
+        </w:rPr>
+        <w:t xml:space="preserve"> from silence.</w:t>
+      </w:r>
+    </w:p>
+    <w:p>
+      <w:pPr>
+        <w:pStyle w:val="Heading2"/>
+      </w:pPr>
+      <w:r>
+        <w:t>Repair and retain the record</w:t>
+      </w:r>
+    </w:p>
+    <w:p>
+      <w:pPr>
+        <w:spacing w:line="336" w:lineRule="auto" w:after="180"/>
+      </w:pPr>
+      <w:r>
+        <w:rPr>
+          <w:b w:val="0"/>
+        </w:rPr>
+        <w:t xml:space="preserve">Review Timeouts retries and cancellation (ai-6/16). Goal: Explain the </w:t>
+      </w:r>
+      <w:r>
+        <w:rPr>
+          <w:b/>
+        </w:rPr>
+        <w:t>mechanism</w:t>
+      </w:r>
+      <w:r>
+        <w:rPr>
+          <w:b w:val="0"/>
+        </w:rPr>
+        <w:t xml:space="preserve"> and terminology of timeouts retries and cancellation.</w:t>
+      </w:r>
+    </w:p>
+    <w:p>
+      <w:pPr>
+        <w:spacing w:line="336" w:lineRule="auto" w:after="180"/>
+      </w:pPr>
+      <w:r>
+        <w:rPr>
+          <w:b w:val="0"/>
+        </w:rPr>
+        <w:t>Short practice: Calculate waiting time for a one-second timeout followed by a 0.4-second success. What changes if cancellation arrives after the first attempt but before the retry?.</w:t>
+      </w:r>
+    </w:p>
+    <w:p>
+      <w:pPr>
+        <w:spacing w:line="336" w:lineRule="auto" w:after="180"/>
+      </w:pPr>
+      <w:r>
+        <w:rPr>
+          <w:b w:val="0"/>
+        </w:rPr>
+        <w:t>Return to this week and explain what you changed.</w:t>
+      </w:r>
+    </w:p>
+    <w:p>
+      <w:pPr>
+        <w:spacing w:line="336" w:lineRule="auto" w:after="180"/>
+      </w:pPr>
+      <w:r>
+        <w:rPr>
+          <w:b w:val="0"/>
+        </w:rPr>
+        <w:t xml:space="preserve">Review Planning and action selection (ai-6/14). Goal: Explain the </w:t>
+      </w:r>
+      <w:r>
+        <w:rPr>
+          <w:b/>
+        </w:rPr>
+        <w:t>mechanism</w:t>
+      </w:r>
+      <w:r>
+        <w:rPr>
+          <w:b w:val="0"/>
+        </w:rPr>
+        <w:t xml:space="preserve"> and terminology of planning and action selection. Short practice: Choose a permitted plan when no approved tower-height card exists.</w:t>
+      </w:r>
+    </w:p>
+    <w:p>
+      <w:pPr>
+        <w:spacing w:line="336" w:lineRule="auto" w:after="180"/>
+      </w:pPr>
+      <w:r>
+        <w:rPr>
+          <w:b w:val="0"/>
+        </w:rPr>
+        <w:t>What new answer becomes supported after a card records 24 metres, and why could the bot not invent it earlier?. Return to this week and explain what you changed.</w:t>
+      </w:r>
+    </w:p>
+    <w:p>
+      <w:pPr>
+        <w:spacing w:line="336" w:lineRule="auto" w:after="180"/>
+      </w:pPr>
+      <w:r>
+        <w:rPr>
+          <w:b w:val="0"/>
+        </w:rPr>
+        <w:t xml:space="preserve">Review Failure budgets and service objectives (ai-6/11). Goal: Explain the </w:t>
+      </w:r>
+      <w:r>
+        <w:rPr>
+          <w:b/>
+        </w:rPr>
+        <w:t>mechanism</w:t>
+      </w:r>
+      <w:r>
+        <w:rPr>
+          <w:b w:val="0"/>
+        </w:rPr>
+        <w:t xml:space="preserve"> and terminology of failure budgets and service objectives. Short practice: Calculate the maximum allowed failures among 100 requests.</w:t>
+      </w:r>
+    </w:p>
+    <w:p>
+      <w:pPr>
+        <w:spacing w:line="336" w:lineRule="auto" w:after="180"/>
+      </w:pPr>
+      <w:r>
+        <w:rPr>
+          <w:b w:val="0"/>
+        </w:rPr>
+        <w:t>Does 97 successes and 3 failures meet the target, and what changes after one failure becomes a success?. Return to this week and explain what you changed.</w:t>
+      </w:r>
+    </w:p>
+    <w:p>
+      <w:pPr>
+        <w:spacing w:line="336" w:lineRule="auto" w:after="180"/>
+      </w:pPr>
+      <w:r>
+        <w:rPr>
+          <w:b w:val="0"/>
+        </w:rPr>
+        <w:t xml:space="preserve">Use Download completed work in the hosted lesson to export your answers, reflections, practice feedback and code-run </w:t>
+      </w:r>
+      <w:r>
+        <w:rPr>
+          <w:b/>
+        </w:rPr>
+        <w:t>evidence</w:t>
+      </w:r>
+      <w:r>
+        <w:rPr>
+          <w:b w:val="0"/>
+        </w:rPr>
+        <w:t>. Open the HTML copy to read or print it.</w:t>
+      </w:r>
+    </w:p>
+    <w:p>
+      <w:pPr>
+        <w:spacing w:line="336" w:lineRule="auto" w:after="180"/>
+      </w:pPr>
+      <w:r>
+        <w:rPr>
+          <w:b w:val="0"/>
+        </w:rPr>
+        <w:t>Drafts stay in this browser when storage is available; clear drafts on a shared device.</w:t>
+      </w:r>
+    </w:p>
+    <w:p>
+      <w:pPr>
+        <w:pStyle w:val="Heading3"/>
+      </w:pPr>
+      <w:r>
+        <w:t>What I repaired, the evidence I kept and the next test</w:t>
+      </w:r>
+    </w:p>
+    <w:p>
+      <w:r>
+        <w:t>________________________________________________________________</w:t>
+      </w:r>
+    </w:p>
+    <w:p>
+      <w:r>
+        <w:t>________________________________________________________________</w:t>
+      </w:r>
+    </w:p>
+    <w:p>
+      <w:r>
+        <w:t>________________________________________________________________</w:t>
+      </w:r>
+    </w:p>
+    <w:p>
+      <w:r>
+        <w:t>________________________________________________________________</w:t>
+      </w:r>
+    </w:p>
+    <w:p>
+      <w:r>
+        <w:t>________________________________________________________________</w:t>
+      </w:r>
+    </w:p>
+    <w:p>
+      <w:pPr>
+        <w:pStyle w:val="Heading2"/>
+      </w:pPr>
+      <w:r>
+        <w:t>Earlier wording, alternatives and picture transcripts · reference / check after trying</w:t>
       </w:r>
     </w:p>
     <w:p>
@@ -1651,68 +1930,10 @@
     </w:p>
     <w:p>
       <w:pPr>
-        <w:spacing w:line="336" w:lineRule="auto" w:after="180"/>
-      </w:pPr>
-      <w:r>
-        <w:rPr>
-          <w:b w:val="0"/>
-        </w:rPr>
-        <w:t>Recover an uncertain print job. A badge printer loses its reply after receiving a print request.</w:t>
-      </w:r>
-    </w:p>
-    <w:p>
-      <w:pPr>
         <w:pStyle w:val="Heading3"/>
       </w:pPr>
       <w:r>
-        <w:t>Practice 1: explain the deciding evidence</w:t>
-      </w:r>
-    </w:p>
-    <w:p>
-      <w:pPr>
-        <w:spacing w:line="336" w:lineRule="auto" w:after="180"/>
-      </w:pPr>
-      <w:r>
-        <w:rPr>
-          <w:b w:val="0"/>
-        </w:rPr>
-        <w:t>Which labelled step matches this detail? If complete, return that result without issuing another print job.</w:t>
-      </w:r>
-    </w:p>
-    <w:p>
-      <w:pPr>
-        <w:spacing w:line="336" w:lineRule="auto" w:after="180"/>
-        <w:shd w:fill="F4F9FC"/>
-      </w:pPr>
-      <w:r>
-        <w:rPr>
-          <w:b w:val="0"/>
-        </w:rPr>
-        <w:t>1. Record uncertainty</w:t>
-      </w:r>
-    </w:p>
-    <w:p>
-      <w:pPr>
-        <w:spacing w:line="336" w:lineRule="auto" w:after="180"/>
-        <w:shd w:fill="F4F9FC"/>
-      </w:pPr>
-      <w:r>
-        <w:rPr>
-          <w:b w:val="0"/>
-        </w:rPr>
-        <w:t>2. Recover from status</w:t>
-      </w:r>
-    </w:p>
-    <w:p>
-      <w:pPr>
-        <w:spacing w:line="336" w:lineRule="auto" w:after="180"/>
-        <w:shd w:fill="F4F9FC"/>
-      </w:pPr>
-      <w:r>
-        <w:rPr>
-          <w:b w:val="0"/>
-        </w:rPr>
-        <w:t>3. Query J6</w:t>
+        <w:t>Repair a missing building block</w:t>
       </w:r>
     </w:p>
     <w:p>
@@ -1720,471 +1941,25 @@
         <w:pStyle w:val="Heading3"/>
       </w:pPr>
       <w:r>
-        <w:t>My selected conclusion, deciding fact and explanation</w:t>
-      </w:r>
-    </w:p>
-    <w:p>
-      <w:r>
-        <w:t>________________________________________________________________</w:t>
-      </w:r>
-    </w:p>
-    <w:p>
-      <w:r>
-        <w:t>________________________________________________________________</w:t>
-      </w:r>
-    </w:p>
-    <w:p>
-      <w:r>
-        <w:t>________________________________________________________________</w:t>
-      </w:r>
-    </w:p>
-    <w:p>
-      <w:r>
-        <w:t>________________________________________________________________</w:t>
-      </w:r>
-    </w:p>
-    <w:p>
-      <w:r>
-        <w:t>________________________________________________________________</w:t>
-      </w:r>
-    </w:p>
-    <w:p>
-      <w:pPr>
-        <w:pStyle w:val="Heading3"/>
-      </w:pPr>
-      <w:r>
-        <w:t>Hint · try first</w:t>
-      </w:r>
-    </w:p>
-    <w:p>
-      <w:pPr>
-        <w:spacing w:line="336" w:lineRule="auto" w:after="180"/>
-        <w:shd w:fill="F1F6F8"/>
-      </w:pPr>
-      <w:r>
-        <w:rPr>
-          <w:b w:val="0"/>
-        </w:rPr>
-        <w:t>Hint if needed: Read the steps in the pictorial case. Match the supplied detail to the stage that performs or records it.</w:t>
-      </w:r>
-    </w:p>
-    <w:p>
-      <w:pPr>
-        <w:pStyle w:val="Heading3"/>
-      </w:pPr>
-      <w:r>
-        <w:t>Feedback · compare after trying</w:t>
-      </w:r>
-    </w:p>
-    <w:p>
-      <w:pPr>
-        <w:spacing w:line="336" w:lineRule="auto" w:after="180"/>
-        <w:shd w:fill="F1F6FC"/>
-      </w:pPr>
-      <w:r>
-        <w:rPr>
-          <w:b w:val="0"/>
-        </w:rPr>
-        <w:t>After your attempt, compare with the supported explanation: Recover from status If complete, return that result without issuing another print job. A lost response does not show whether an external effect occurred.</w:t>
-      </w:r>
-    </w:p>
-    <w:p>
-      <w:pPr>
-        <w:spacing w:line="336" w:lineRule="auto" w:after="180"/>
-        <w:shd w:fill="F1F6FC"/>
-      </w:pPr>
-      <w:r>
-        <w:rPr>
-          <w:b w:val="0"/>
-        </w:rPr>
-        <w:t>Recovery distinguishes unknown outcome from a confirmed failed action.</w:t>
-      </w:r>
-    </w:p>
-    <w:p>
-      <w:pPr>
-        <w:pStyle w:val="Heading3"/>
-      </w:pPr>
-      <w:r>
-        <w:t>Practice 2: explain the deciding evidence</w:t>
-      </w:r>
-    </w:p>
-    <w:p>
-      <w:pPr>
-        <w:pStyle w:val="Heading3"/>
-      </w:pPr>
-      <w:r>
-        <w:t>Changed case · predict first</w:t>
-      </w:r>
-    </w:p>
-    <w:p>
-      <w:pPr>
-        <w:spacing w:line="336" w:lineRule="auto" w:after="180"/>
-        <w:shd w:fill="F5F1FB"/>
-      </w:pPr>
-      <w:r>
-        <w:rPr>
-          <w:b w:val="0"/>
-        </w:rPr>
-        <w:t>Changed-case practice: Status reliably reports J6 absent. Which conclusion is supported by the supplied facts?</w:t>
-      </w:r>
-    </w:p>
-    <w:p>
-      <w:pPr>
-        <w:spacing w:line="336" w:lineRule="auto" w:after="180"/>
-        <w:shd w:fill="F4F9FC"/>
-      </w:pPr>
-      <w:r>
-        <w:rPr>
-          <w:b w:val="0"/>
-        </w:rPr>
-        <w:t xml:space="preserve">1. This one example guarantees correct results for every future </w:t>
-      </w:r>
-      <w:r>
-        <w:rPr>
-          <w:b/>
-        </w:rPr>
-        <w:t>input</w:t>
-      </w:r>
-      <w:r>
-        <w:rPr>
-          <w:b w:val="0"/>
-        </w:rPr>
-        <w:t>.</w:t>
-      </w:r>
-    </w:p>
-    <w:p>
-      <w:pPr>
-        <w:spacing w:line="336" w:lineRule="auto" w:after="180"/>
-        <w:shd w:fill="F4F9FC"/>
-      </w:pPr>
-      <w:r>
-        <w:rPr>
-          <w:b w:val="0"/>
-        </w:rPr>
-        <w:t>2. A policy-approved resend using the same deduplication key may be considered.</w:t>
-      </w:r>
-    </w:p>
-    <w:p>
-      <w:pPr>
-        <w:spacing w:line="336" w:lineRule="auto" w:after="180"/>
-        <w:shd w:fill="F4F9FC"/>
-      </w:pPr>
-      <w:r>
-        <w:rPr>
-          <w:b w:val="0"/>
-        </w:rPr>
-        <w:t xml:space="preserve">3. We can decide the result without examining the changed </w:t>
-      </w:r>
-      <w:r>
-        <w:rPr>
-          <w:b/>
-        </w:rPr>
-        <w:t>input</w:t>
-      </w:r>
-      <w:r>
-        <w:rPr>
-          <w:b w:val="0"/>
-        </w:rPr>
-        <w:t xml:space="preserve"> or the procedure.</w:t>
-      </w:r>
-    </w:p>
-    <w:p>
-      <w:pPr>
-        <w:pStyle w:val="Heading3"/>
-      </w:pPr>
-      <w:r>
-        <w:t>My selected conclusion, deciding fact and explanation</w:t>
-      </w:r>
-    </w:p>
-    <w:p>
-      <w:r>
-        <w:t>________________________________________________________________</w:t>
-      </w:r>
-    </w:p>
-    <w:p>
-      <w:r>
-        <w:t>________________________________________________________________</w:t>
-      </w:r>
-    </w:p>
-    <w:p>
-      <w:r>
-        <w:t>________________________________________________________________</w:t>
-      </w:r>
-    </w:p>
-    <w:p>
-      <w:r>
-        <w:t>________________________________________________________________</w:t>
-      </w:r>
-    </w:p>
-    <w:p>
-      <w:r>
-        <w:t>________________________________________________________________</w:t>
-      </w:r>
-    </w:p>
-    <w:p>
-      <w:pPr>
-        <w:pStyle w:val="Heading3"/>
-      </w:pPr>
-      <w:r>
-        <w:t>Hint · try first</w:t>
-      </w:r>
-    </w:p>
-    <w:p>
-      <w:pPr>
-        <w:spacing w:line="336" w:lineRule="auto" w:after="180"/>
-        <w:shd w:fill="F1F6F8"/>
-      </w:pPr>
-      <w:r>
-        <w:rPr>
-          <w:b w:val="0"/>
-        </w:rPr>
-        <w:t>Hint if needed: Use the changed condition and the deciding step in the pictorial trace. The answer must say what follows from those facts.</w:t>
-      </w:r>
-    </w:p>
-    <w:p>
-      <w:pPr>
-        <w:pStyle w:val="Heading3"/>
-      </w:pPr>
-      <w:r>
-        <w:t>Feedback · compare after trying</w:t>
-      </w:r>
-    </w:p>
-    <w:p>
-      <w:pPr>
-        <w:spacing w:line="336" w:lineRule="auto" w:after="180"/>
-        <w:shd w:fill="F1F6FC"/>
-      </w:pPr>
-      <w:r>
-        <w:rPr>
-          <w:b w:val="0"/>
-        </w:rPr>
-        <w:t xml:space="preserve">After your attempt, compare with the supported explanation: A policy-approved resend using the same deduplication key may be considered. Confirmed absence supplies different </w:t>
-      </w:r>
-      <w:r>
-        <w:rPr>
-          <w:b/>
-        </w:rPr>
-        <w:t>evidence</w:t>
-      </w:r>
-      <w:r>
-        <w:rPr>
-          <w:b w:val="0"/>
-        </w:rPr>
-        <w:t xml:space="preserve"> from silence.</w:t>
-      </w:r>
-    </w:p>
-    <w:p>
-      <w:pPr>
-        <w:pStyle w:val="Heading3"/>
-      </w:pPr>
-      <w:r>
-        <w:t>Repair a missing building block</w:t>
-      </w:r>
-    </w:p>
-    <w:p>
-      <w:pPr>
-        <w:spacing w:line="336" w:lineRule="auto" w:after="180"/>
-      </w:pPr>
-      <w:r>
-        <w:rPr>
-          <w:b w:val="0"/>
-        </w:rPr>
-        <w:t xml:space="preserve">Review Timeouts retries and cancellation (ai-6/16). Goal: Explain the </w:t>
-      </w:r>
-      <w:r>
-        <w:rPr>
-          <w:b/>
-        </w:rPr>
-        <w:t>mechanism</w:t>
-      </w:r>
-      <w:r>
-        <w:rPr>
-          <w:b w:val="0"/>
-        </w:rPr>
-        <w:t xml:space="preserve"> and terminology of timeouts retries and cancellation.</w:t>
-      </w:r>
-    </w:p>
-    <w:p>
-      <w:pPr>
-        <w:spacing w:line="336" w:lineRule="auto" w:after="180"/>
-      </w:pPr>
-      <w:r>
-        <w:rPr>
-          <w:b w:val="0"/>
-        </w:rPr>
-        <w:t>Short practice: Calculate waiting time for a one-second timeout followed by a 0.4-second success. What changes if cancellation arrives after the first attempt but before the retry?.</w:t>
-      </w:r>
-    </w:p>
-    <w:p>
-      <w:pPr>
-        <w:spacing w:line="336" w:lineRule="auto" w:after="180"/>
-      </w:pPr>
-      <w:r>
-        <w:rPr>
-          <w:b w:val="0"/>
-        </w:rPr>
-        <w:t>Return to this week and explain what you changed.</w:t>
-      </w:r>
-    </w:p>
-    <w:p>
-      <w:pPr>
-        <w:spacing w:line="336" w:lineRule="auto" w:after="180"/>
-      </w:pPr>
-      <w:r>
-        <w:rPr>
-          <w:b w:val="0"/>
-        </w:rPr>
-        <w:t xml:space="preserve">Review Planning and action selection (ai-6/14). Goal: Explain the </w:t>
-      </w:r>
-      <w:r>
-        <w:rPr>
-          <w:b/>
-        </w:rPr>
-        <w:t>mechanism</w:t>
-      </w:r>
-      <w:r>
-        <w:rPr>
-          <w:b w:val="0"/>
-        </w:rPr>
-        <w:t xml:space="preserve"> and terminology of planning and action selection. Short practice: Choose a permitted plan when no approved tower-height card exists.</w:t>
-      </w:r>
-    </w:p>
-    <w:p>
-      <w:pPr>
-        <w:spacing w:line="336" w:lineRule="auto" w:after="180"/>
-      </w:pPr>
-      <w:r>
-        <w:rPr>
-          <w:b w:val="0"/>
-        </w:rPr>
-        <w:t>What new answer becomes supported after a card records 24 metres, and why could the bot not invent it earlier?. Return to this week and explain what you changed.</w:t>
-      </w:r>
-    </w:p>
-    <w:p>
-      <w:pPr>
-        <w:spacing w:line="336" w:lineRule="auto" w:after="180"/>
-      </w:pPr>
-      <w:r>
-        <w:rPr>
-          <w:b w:val="0"/>
-        </w:rPr>
-        <w:t xml:space="preserve">Review Failure budgets and service objectives (ai-6/11). Goal: Explain the </w:t>
-      </w:r>
-      <w:r>
-        <w:rPr>
-          <w:b/>
-        </w:rPr>
-        <w:t>mechanism</w:t>
-      </w:r>
-      <w:r>
-        <w:rPr>
-          <w:b w:val="0"/>
-        </w:rPr>
-        <w:t xml:space="preserve"> and terminology of failure budgets and service objectives. Short practice: Calculate the maximum allowed failures among 100 requests.</w:t>
-      </w:r>
-    </w:p>
-    <w:p>
-      <w:pPr>
-        <w:spacing w:line="336" w:lineRule="auto" w:after="180"/>
-      </w:pPr>
-      <w:r>
-        <w:rPr>
-          <w:b w:val="0"/>
-        </w:rPr>
-        <w:t>Does 97 successes and 3 failures meet the target, and what changes after one failure becomes a success?. Return to this week and explain what you changed.</w:t>
-      </w:r>
-    </w:p>
-    <w:p>
-      <w:pPr>
-        <w:pStyle w:val="Heading3"/>
-      </w:pPr>
-      <w:r>
         <w:t>Keep your completed work</w:t>
       </w:r>
     </w:p>
     <w:p>
       <w:pPr>
-        <w:spacing w:line="336" w:lineRule="auto" w:after="180"/>
-      </w:pPr>
-      <w:r>
-        <w:rPr>
-          <w:b w:val="0"/>
-        </w:rPr>
-        <w:t xml:space="preserve">Use Download completed work in the hosted lesson to export your answers, reflections, practice feedback and code-run </w:t>
-      </w:r>
-      <w:r>
-        <w:rPr>
-          <w:b/>
-        </w:rPr>
-        <w:t>evidence</w:t>
-      </w:r>
-      <w:r>
-        <w:rPr>
-          <w:b w:val="0"/>
-        </w:rPr>
-        <w:t>. Open the HTML copy to read or print it.</w:t>
-      </w:r>
-    </w:p>
-    <w:p>
-      <w:pPr>
-        <w:spacing w:line="336" w:lineRule="auto" w:after="180"/>
-      </w:pPr>
-      <w:r>
-        <w:rPr>
-          <w:b w:val="0"/>
-        </w:rPr>
-        <w:t>Drafts stay in this browser when storage is available; clear drafts on a shared device.</w:t>
-      </w:r>
-    </w:p>
-    <w:p>
-      <w:pPr>
-        <w:pStyle w:val="Heading3"/>
-      </w:pPr>
-      <w:r>
-        <w:t>What I repaired, the evidence I kept and the next test</w:t>
-      </w:r>
-    </w:p>
-    <w:p>
-      <w:r>
-        <w:t>________________________________________________________________</w:t>
-      </w:r>
-    </w:p>
-    <w:p>
-      <w:r>
-        <w:t>________________________________________________________________</w:t>
-      </w:r>
-    </w:p>
-    <w:p>
-      <w:r>
-        <w:t>________________________________________________________________</w:t>
-      </w:r>
-    </w:p>
-    <w:p>
-      <w:r>
-        <w:t>________________________________________________________________</w:t>
-      </w:r>
-    </w:p>
-    <w:p>
-      <w:r>
-        <w:t>________________________________________________________________</w:t>
-      </w:r>
-    </w:p>
-    <w:p>
-      <w:pPr>
         <w:pStyle w:val="Heading1"/>
       </w:pPr>
       <w:r>
-        <w:t>15. Visual concept journey</w:t>
-      </w:r>
-    </w:p>
-    <w:p>
-      <w:r>
-        <w:t>Explain each External side effects and recovery picture from its labels, then record a relevant limit.</w:t>
-      </w:r>
-    </w:p>
-    <w:p>
-      <w:pPr>
-        <w:pStyle w:val="Heading3"/>
+        <w:t>15. Reference · Six-picture response sheets</w:t>
+      </w:r>
+    </w:p>
+    <w:p>
+      <w:r>
+        <w:t>Choose the picture that helps explain the current step.</w:t>
+      </w:r>
+    </w:p>
+    <w:p>
+      <w:pPr>
+        <w:pStyle w:val="Heading2"/>
       </w:pPr>
       <w:r>
         <w:t>01. External side effects and recovery: the case</w:t>
@@ -2263,7 +2038,6 @@
     <w:p>
       <w:pPr>
         <w:spacing w:line="336" w:lineRule="auto" w:after="180"/>
-        <w:shd w:fill="F5F1FB"/>
       </w:pPr>
       <w:r>
         <w:rPr>
@@ -2302,7 +2076,7 @@
     </w:p>
     <w:p>
       <w:pPr>
-        <w:pStyle w:val="Heading3"/>
+        <w:pStyle w:val="Heading2"/>
       </w:pPr>
       <w:r>
         <w:t>02. Follow the deciding steps</w:t>
@@ -2358,7 +2132,6 @@
     <w:p>
       <w:pPr>
         <w:spacing w:line="336" w:lineRule="auto" w:after="180"/>
-        <w:shd w:fill="F5F1FB"/>
       </w:pPr>
       <w:r>
         <w:rPr>
@@ -2409,7 +2182,7 @@
     </w:p>
     <w:p>
       <w:pPr>
-        <w:pStyle w:val="Heading3"/>
+        <w:pStyle w:val="Heading2"/>
       </w:pPr>
       <w:r>
         <w:t>03. External side effects and recovery — evidence trace</w:t>
@@ -2523,7 +2296,6 @@
     <w:p>
       <w:pPr>
         <w:spacing w:line="336" w:lineRule="auto" w:after="180"/>
-        <w:shd w:fill="F5F1FB"/>
       </w:pPr>
       <w:r>
         <w:rPr>
@@ -2562,7 +2334,7 @@
     </w:p>
     <w:p>
       <w:pPr>
-        <w:pStyle w:val="Heading3"/>
+        <w:pStyle w:val="Heading2"/>
       </w:pPr>
       <w:r>
         <w:t>04. Change one thing. Trace what follows.</w:t>
@@ -2641,7 +2413,6 @@
     <w:p>
       <w:pPr>
         <w:spacing w:line="336" w:lineRule="auto" w:after="180"/>
-        <w:shd w:fill="F5F1FB"/>
       </w:pPr>
       <w:r>
         <w:rPr>
@@ -2680,7 +2451,7 @@
     </w:p>
     <w:p>
       <w:pPr>
-        <w:pStyle w:val="Heading3"/>
+        <w:pStyle w:val="Heading2"/>
       </w:pPr>
       <w:r>
         <w:t>05. Connect the explanation to its limit</w:t>
@@ -2747,7 +2518,6 @@
     <w:p>
       <w:pPr>
         <w:spacing w:line="336" w:lineRule="auto" w:after="180"/>
-        <w:shd w:fill="F5F1FB"/>
       </w:pPr>
       <w:r>
         <w:rPr>
@@ -2786,7 +2556,7 @@
     </w:p>
     <w:p>
       <w:pPr>
-        <w:pStyle w:val="Heading3"/>
+        <w:pStyle w:val="Heading2"/>
       </w:pPr>
       <w:r>
         <w:t>06. Make the idea visible in your project</w:t>
@@ -2912,7 +2682,6 @@
     <w:p>
       <w:pPr>
         <w:spacing w:line="336" w:lineRule="auto" w:after="180"/>
-        <w:shd w:fill="F5F1FB"/>
       </w:pPr>
       <w:r>
         <w:rPr>
@@ -2959,6 +2728,62 @@
     <w:p>
       <w:r>
         <w:t>________________________________________________________________</w:t>
+      </w:r>
+    </w:p>
+    <w:p>
+      <w:pPr>
+        <w:pStyle w:val="Heading2"/>
+      </w:pPr>
+      <w:r>
+        <w:t>Earlier wording, alternatives and picture transcripts · reference / check after trying</w:t>
+      </w:r>
+    </w:p>
+    <w:p>
+      <w:pPr>
+        <w:pStyle w:val="Heading3"/>
+      </w:pPr>
+      <w:r>
+        <w:t>01. External side effects and recovery: the case</w:t>
+      </w:r>
+    </w:p>
+    <w:p>
+      <w:pPr>
+        <w:pStyle w:val="Heading3"/>
+      </w:pPr>
+      <w:r>
+        <w:t>02. Follow the deciding steps</w:t>
+      </w:r>
+    </w:p>
+    <w:p>
+      <w:pPr>
+        <w:pStyle w:val="Heading3"/>
+      </w:pPr>
+      <w:r>
+        <w:t>03. External side effects and recovery — evidence trace</w:t>
+      </w:r>
+    </w:p>
+    <w:p>
+      <w:pPr>
+        <w:pStyle w:val="Heading3"/>
+      </w:pPr>
+      <w:r>
+        <w:t>04. Change one thing. Trace what follows.</w:t>
+      </w:r>
+    </w:p>
+    <w:p>
+      <w:pPr>
+        <w:pStyle w:val="Heading3"/>
+      </w:pPr>
+      <w:r>
+        <w:t>05. Connect the explanation to its limit</w:t>
+      </w:r>
+    </w:p>
+    <w:p>
+      <w:pPr>
+        <w:pStyle w:val="Heading3"/>
+      </w:pPr>
+      <w:r>
+        <w:t>06. Make the idea visible in your project</w:t>
       </w:r>
     </w:p>
     <w:sectPr>
